--- a/13_cal_chem/output/carbonate_chemistry_table.docx
+++ b/13_cal_chem/output/carbonate_chemistry_table.docx
@@ -2,82 +2,6 @@
 <file path=word/document.xml><?xml version="1.0" encoding="utf-8"?>
 <w:document xmlns:w="http://schemas.openxmlformats.org/wordprocessingml/2006/main" xmlns:m="http://schemas.openxmlformats.org/officeDocument/2006/math" xmlns:r="http://schemas.openxmlformats.org/officeDocument/2006/relationships" xmlns:o="urn:schemas-microsoft-com:office:office" xmlns:v="urn:schemas-microsoft-com:vml" xmlns:w10="urn:schemas-microsoft-com:office:word" xmlns:a="http://schemas.openxmlformats.org/drawingml/2006/main" xmlns:pic="http://schemas.openxmlformats.org/drawingml/2006/picture" xmlns:wp="http://schemas.openxmlformats.org/drawingml/2006/wordprocessingDrawing">
   <w:body>
-    <w:p>
-      <w:pPr>
-        <w:spacing w:before="0" w:after="60"/>
-        <w:keepNext/>
-        <w:jc w:val="start"/>
-        <w:pStyle w:val="caption"/>
-      </w:pPr>
-      <w:r>
-        <w:rPr>
-          <w:rFonts w:ascii="Calibri" w:hAnsi="Calibri"/>
-          <w:sz w:val="24"/>
-        </w:rPr>
-        <w:t xml:space="preserve">Table </w:t>
-      </w:r>
-      <w:r>
-        <w:fldChar w:fldCharType="begin" w:dirty="true"/>
-      </w:r>
-      <w:r>
-        <w:instrText xml:space="preserve" w:dirty="true"> SEQ Table \* ARABIC </w:instrText>
-      </w:r>
-      <w:r>
-        <w:fldChar w:fldCharType="separate" w:dirty="true"/>
-      </w:r>
-      <w:r>
-        <w:rPr>
-          <w:noProof/>
-          <w:rFonts w:ascii="Calibri" w:hAnsi="Calibri"/>
-          <w:sz w:val="24"/>
-        </w:rPr>
-        <w:t xml:space="default">1</w:t>
-      </w:r>
-      <w:r>
-        <w:fldChar w:fldCharType="end" w:dirty="true"/>
-      </w:r>
-      <w:r>
-        <w:rPr>
-          <w:rFonts w:ascii="Calibri" w:hAnsi="Calibri"/>
-          <w:sz w:val="24"/>
-        </w:rPr>
-        <w:t xml:space="preserve">: </w:t>
-      </w:r>
-      <w:r>
-        <w:rPr>
-          <w:rFonts w:ascii="Calibri" w:hAnsi="Calibri"/>
-          <w:sz w:val="24"/>
-          <w:color w:val="333333"/>
-        </w:rPr>
-        <w:t xml:space="default">Carbonate Chemistry Parameters</w:t>
-      </w:r>
-    </w:p>
-    <w:p>
-      <w:pPr>
-        <w:spacing w:before="0" w:after="60"/>
-        <w:keepNext/>
-        <w:jc w:val="start"/>
-        <w:pStyle w:val="caption"/>
-      </w:pPr>
-      <w:r>
-        <w:rPr>
-          <w:rFonts w:ascii="Calibri" w:hAnsi="Calibri"/>
-          <w:sz w:val="20"/>
-          <w:color w:val="333333"/>
-        </w:rPr>
-        <w:t xml:space="default">Mean ± SE (n) per mesocosm across experimental period</w:t>
-      </w:r>
-      <w:r>
-        <w:rPr>
-          <w:vertAlign w:val="superscript"/>
-          <w:i/>
-          <w:rFonts w:ascii="Calibri" w:hAnsi="Calibri"/>
-          <w:sz w:val="20"/>
-          <w:color w:val="333333"/>
-        </w:rPr>
-        <w:t xml:space="default">1</w:t>
-      </w:r>
-    </w:p>
     <w:tbl xmlns:w="http://schemas.openxmlformats.org/wordprocessingml/2006/main" xmlns:wp="http://schemas.openxmlformats.org/drawingml/2006/wordprocessingDrawing" xmlns:r="http://schemas.openxmlformats.org/officeDocument/2006/relationships" xmlns:w14="http://schemas.microsoft.com/office/word/2010/wordml">
       <w:tblPr>
         <w:tblCellMar>
@@ -99,60 +23,31 @@
           <w:tcPr>
             <w:tcBorders>
               <w:top w:val="single" w:sz="16" w:space="0" w:color="D3D3D3"/>
-              <w:start w:val="single" w:space="0" w:color="D3D3D3"/>
-            </w:tcBorders>
-          </w:tcPr>
-          <w:p>
-            <w:pPr>
-              <w:spacing w:before="0" w:after="60"/>
-              <w:keepNext/>
-            </w:pPr>
-            <w:r>
-              <w:rPr>
-                <w:rFonts w:ascii="Calibri" w:hAnsi="Calibri"/>
-                <w:sz w:val="20"/>
-              </w:rPr>
-              <w:t xml:space="default"/>
-            </w:r>
-          </w:p>
-        </w:tc>
-        <w:tc>
-          <w:tcPr>
-            <w:tcBorders>
-              <w:top w:val="single" w:sz="16" w:space="0" w:color="D3D3D3"/>
-            </w:tcBorders>
-          </w:tcPr>
-          <w:p>
-            <w:pPr>
-              <w:spacing w:before="0" w:after="60"/>
-              <w:keepNext/>
-            </w:pPr>
-            <w:r>
-              <w:rPr>
-                <w:rFonts w:ascii="Calibri" w:hAnsi="Calibri"/>
-                <w:sz w:val="20"/>
-              </w:rPr>
-              <w:t xml:space="default"/>
-            </w:r>
-          </w:p>
-        </w:tc>
-        <w:tc>
-          <w:tcPr>
-            <w:tcBorders>
-              <w:top w:val="single" w:sz="16" w:space="0" w:color="D3D3D3"/>
-            </w:tcBorders>
-          </w:tcPr>
-          <w:p>
-            <w:pPr>
-              <w:spacing w:before="0" w:after="60"/>
-              <w:keepNext/>
-            </w:pPr>
-            <w:r>
-              <w:rPr>
-                <w:rFonts w:ascii="Calibri" w:hAnsi="Calibri"/>
-                <w:sz w:val="20"/>
-              </w:rPr>
-              <w:t xml:space="default"/>
+              <w:bottom w:val="single" w:sz="16" w:space="0" w:color="D3D3D3"/>
+              <w:start w:val="single" w:space="0" w:color="D3D3D3"/>
+            </w:tcBorders>
+          </w:tcPr>
+          <w:p>
+            <w:pPr>
+              <w:spacing w:before="0" w:after="60"/>
+              <w:keepNext/>
+              <w:jc w:val="start"/>
+            </w:pPr>
+            <w:r>
+              <w:rPr>
+                <w:rFonts w:ascii="Calibri" w:hAnsi="Calibri"/>
+                <w:sz w:val="20"/>
+              </w:rPr>
+              <w:t xml:space="default">Season</w:t>
+            </w:r>
+            <w:r>
+              <w:rPr>
+                <w:vertAlign w:val="superscript"/>
+                <w:i/>
+                <w:rFonts w:ascii="Calibri" w:hAnsi="Calibri"/>
+                <w:sz w:val="20"/>
+              </w:rPr>
+              <w:t xml:space="default">1</w:t>
             </w:r>
           </w:p>
         </w:tc>
@@ -162,20 +57,19 @@
               <w:top w:val="single" w:sz="16" w:space="0" w:color="D3D3D3"/>
               <w:bottom w:val="single" w:sz="16" w:space="0" w:color="D3D3D3"/>
             </w:tcBorders>
-            <w:gridSpan w:val="4"/>
-          </w:tcPr>
-          <w:p>
-            <w:pPr>
-              <w:spacing w:before="0" w:after="60"/>
-              <w:keepNext/>
-              <w:jc w:val="center"/>
-            </w:pPr>
-            <w:r>
-              <w:rPr>
-                <w:rFonts w:ascii="Calibri" w:hAnsi="Calibri"/>
-                <w:sz w:val="20"/>
-              </w:rPr>
-              <w:t xml:space="default">Measured</w:t>
+          </w:tcPr>
+          <w:p>
+            <w:pPr>
+              <w:spacing w:before="0" w:after="60"/>
+              <w:keepNext/>
+              <w:jc w:val="start"/>
+            </w:pPr>
+            <w:r>
+              <w:rPr>
+                <w:rFonts w:ascii="Calibri" w:hAnsi="Calibri"/>
+                <w:sz w:val="20"/>
+              </w:rPr>
+              <w:t xml:space="default">Treatment</w:t>
             </w:r>
           </w:p>
         </w:tc>
@@ -184,56 +78,49 @@
             <w:tcBorders>
               <w:top w:val="single" w:sz="16" w:space="0" w:color="D3D3D3"/>
               <w:bottom w:val="single" w:sz="16" w:space="0" w:color="D3D3D3"/>
-              <w:end w:val="single" w:space="0" w:color="D3D3D3"/>
-            </w:tcBorders>
-            <w:gridSpan w:val="2"/>
-          </w:tcPr>
-          <w:p>
-            <w:pPr>
-              <w:spacing w:before="0" w:after="60"/>
-              <w:keepNext/>
-              <w:jc w:val="center"/>
-            </w:pPr>
-            <w:r>
-              <w:rPr>
-                <w:rFonts w:ascii="Calibri" w:hAnsi="Calibri"/>
-                <w:sz w:val="20"/>
-              </w:rPr>
-              <w:t xml:space="default">Calculated (seacarb)</w:t>
-            </w:r>
-          </w:p>
-        </w:tc>
-      </w:tr>
-      <w:tr>
-        <w:trPr>
-          <w:cantSplit/>
-          <w:tblHeader/>
-        </w:trPr>
-        <w:tc>
-          <w:tcPr>
-            <w:tcBorders>
+            </w:tcBorders>
+          </w:tcPr>
+          <w:p>
+            <w:pPr>
+              <w:spacing w:before="0" w:after="60"/>
+              <w:keepNext/>
+              <w:jc w:val="end"/>
+            </w:pPr>
+            <w:r>
+              <w:rPr>
+                <w:rFonts w:ascii="Calibri" w:hAnsi="Calibri"/>
+                <w:sz w:val="20"/>
+              </w:rPr>
+              <w:t xml:space="default">Sample</w:t>
+            </w:r>
+          </w:p>
+        </w:tc>
+        <w:tc>
+          <w:tcPr>
+            <w:tcBorders>
+              <w:top w:val="single" w:sz="16" w:space="0" w:color="D3D3D3"/>
               <w:bottom w:val="single" w:sz="16" w:space="0" w:color="D3D3D3"/>
-              <w:start w:val="single" w:space="0" w:color="D3D3D3"/>
-            </w:tcBorders>
-          </w:tcPr>
-          <w:p>
-            <w:pPr>
-              <w:spacing w:before="0" w:after="60"/>
-              <w:keepNext/>
-              <w:jc w:val="start"/>
-            </w:pPr>
-            <w:r>
-              <w:rPr>
-                <w:rFonts w:ascii="Calibri" w:hAnsi="Calibri"/>
-                <w:sz w:val="20"/>
-              </w:rPr>
-              <w:t xml:space="default">Season</w:t>
-            </w:r>
-          </w:p>
-        </w:tc>
-        <w:tc>
-          <w:tcPr>
-            <w:tcBorders>
+            </w:tcBorders>
+          </w:tcPr>
+          <w:p>
+            <w:pPr>
+              <w:spacing w:before="0" w:after="60"/>
+              <w:keepNext/>
+              <w:jc w:val="start"/>
+            </w:pPr>
+            <w:r>
+              <w:rPr>
+                <w:rFonts w:ascii="Calibri" w:hAnsi="Calibri"/>
+                <w:sz w:val="20"/>
+              </w:rPr>
+              <w:t xml:space="default">Temp (°C)</w:t>
+            </w:r>
+          </w:p>
+        </w:tc>
+        <w:tc>
+          <w:tcPr>
+            <w:tcBorders>
+              <w:top w:val="single" w:sz="16" w:space="0" w:color="D3D3D3"/>
               <w:bottom w:val="single" w:sz="16" w:space="0" w:color="D3D3D3"/>
             </w:tcBorders>
           </w:tcPr>
@@ -241,20 +128,21 @@
             <w:pPr>
               <w:spacing w:before="0" w:after="60"/>
               <w:keepNext/>
-              <w:jc w:val="end"/>
-            </w:pPr>
-            <w:r>
-              <w:rPr>
-                <w:rFonts w:ascii="Calibri" w:hAnsi="Calibri"/>
-                <w:sz w:val="20"/>
-              </w:rPr>
-              <w:t xml:space="default">Sample #</w:t>
-            </w:r>
-          </w:p>
-        </w:tc>
-        <w:tc>
-          <w:tcPr>
-            <w:tcBorders>
+              <w:jc w:val="start"/>
+            </w:pPr>
+            <w:r>
+              <w:rPr>
+                <w:rFonts w:ascii="Calibri" w:hAnsi="Calibri"/>
+                <w:sz w:val="20"/>
+              </w:rPr>
+              <w:t xml:space="default">Salinity</w:t>
+            </w:r>
+          </w:p>
+        </w:tc>
+        <w:tc>
+          <w:tcPr>
+            <w:tcBorders>
+              <w:top w:val="single" w:sz="16" w:space="0" w:color="D3D3D3"/>
               <w:bottom w:val="single" w:sz="16" w:space="0" w:color="D3D3D3"/>
             </w:tcBorders>
           </w:tcPr>
@@ -269,13 +157,14 @@
                 <w:rFonts w:ascii="Calibri" w:hAnsi="Calibri"/>
                 <w:sz w:val="20"/>
               </w:rPr>
-              <w:t xml:space="default">Treatment</w:t>
-            </w:r>
-          </w:p>
-        </w:tc>
-        <w:tc>
-          <w:tcPr>
-            <w:tcBorders>
+              <w:t xml:space="default">pH(T)</w:t>
+            </w:r>
+          </w:p>
+        </w:tc>
+        <w:tc>
+          <w:tcPr>
+            <w:tcBorders>
+              <w:top w:val="single" w:sz="16" w:space="0" w:color="D3D3D3"/>
               <w:bottom w:val="single" w:sz="16" w:space="0" w:color="D3D3D3"/>
             </w:tcBorders>
           </w:tcPr>
@@ -290,13 +179,30 @@
                 <w:rFonts w:ascii="Calibri" w:hAnsi="Calibri"/>
                 <w:sz w:val="20"/>
               </w:rPr>
-              <w:t xml:space="default">Temp (°C)</w:t>
-            </w:r>
-          </w:p>
-        </w:tc>
-        <w:tc>
-          <w:tcPr>
-            <w:tcBorders>
+              <w:t xml:space="preserve">AT (µmol kg</w:t>
+            </w:r>
+            {\super 
+            <w:r>
+              <w:rPr>
+                <w:rFonts w:ascii="Calibri" w:hAnsi="Calibri"/>
+                <w:sz w:val="20"/>
+              </w:rPr>
+              <w:t xml:space="preserve">−1</w:t>
+            </w:r>
+            }
+            <w:r>
+              <w:rPr>
+                <w:rFonts w:ascii="Calibri" w:hAnsi="Calibri"/>
+                <w:sz w:val="20"/>
+              </w:rPr>
+              <w:t xml:space="preserve">)</w:t>
+            </w:r>
+          </w:p>
+        </w:tc>
+        <w:tc>
+          <w:tcPr>
+            <w:tcBorders>
+              <w:top w:val="single" w:sz="16" w:space="0" w:color="D3D3D3"/>
               <w:bottom w:val="single" w:sz="16" w:space="0" w:color="D3D3D3"/>
             </w:tcBorders>
           </w:tcPr>
@@ -311,76 +217,30 @@
                 <w:rFonts w:ascii="Calibri" w:hAnsi="Calibri"/>
                 <w:sz w:val="20"/>
               </w:rPr>
-              <w:t xml:space="default">Salinity</w:t>
-            </w:r>
-          </w:p>
-        </w:tc>
-        <w:tc>
-          <w:tcPr>
-            <w:tcBorders>
-              <w:bottom w:val="single" w:sz="16" w:space="0" w:color="D3D3D3"/>
-            </w:tcBorders>
-          </w:tcPr>
-          <w:p>
-            <w:pPr>
-              <w:spacing w:before="0" w:after="60"/>
-              <w:keepNext/>
-              <w:jc w:val="start"/>
-            </w:pPr>
-            <w:r>
-              <w:rPr>
-                <w:rFonts w:ascii="Calibri" w:hAnsi="Calibri"/>
-                <w:sz w:val="20"/>
-              </w:rPr>
-              <w:t xml:space="default">pH(T)</w:t>
-            </w:r>
-          </w:p>
-        </w:tc>
-        <w:tc>
-          <w:tcPr>
-            <w:tcBorders>
-              <w:bottom w:val="single" w:sz="16" w:space="0" w:color="D3D3D3"/>
-            </w:tcBorders>
-          </w:tcPr>
-          <w:p>
-            <w:pPr>
-              <w:spacing w:before="0" w:after="60"/>
-              <w:keepNext/>
-              <w:jc w:val="start"/>
-            </w:pPr>
-            <w:r>
-              <w:rPr>
-                <w:rFonts w:ascii="Calibri" w:hAnsi="Calibri"/>
-                <w:sz w:val="20"/>
-              </w:rPr>
-              <w:t xml:space="default">AT (µmol kg⁻¹)</w:t>
-            </w:r>
-          </w:p>
-        </w:tc>
-        <w:tc>
-          <w:tcPr>
-            <w:tcBorders>
-              <w:bottom w:val="single" w:sz="16" w:space="0" w:color="D3D3D3"/>
-            </w:tcBorders>
-          </w:tcPr>
-          <w:p>
-            <w:pPr>
-              <w:spacing w:before="0" w:after="60"/>
-              <w:keepNext/>
-              <w:jc w:val="start"/>
-            </w:pPr>
-            <w:r>
-              <w:rPr>
-                <w:rFonts w:ascii="Calibri" w:hAnsi="Calibri"/>
-                <w:sz w:val="20"/>
-              </w:rPr>
-              <w:t xml:space="default">pCO₂ (µatm)</w:t>
-            </w:r>
-          </w:p>
-        </w:tc>
-        <w:tc>
-          <w:tcPr>
-            <w:tcBorders>
+              <w:t xml:space="preserve">pCO</w:t>
+            </w:r>
+            {\sub 
+            <w:r>
+              <w:rPr>
+                <w:rFonts w:ascii="Calibri" w:hAnsi="Calibri"/>
+                <w:sz w:val="20"/>
+              </w:rPr>
+              <w:t xml:space="preserve">2</w:t>
+            </w:r>
+            }
+            <w:r>
+              <w:rPr>
+                <w:rFonts w:ascii="Calibri" w:hAnsi="Calibri"/>
+                <w:sz w:val="20"/>
+              </w:rPr>
+              <w:t xml:space="preserve"> (µatm)</w:t>
+            </w:r>
+          </w:p>
+        </w:tc>
+        <w:tc>
+          <w:tcPr>
+            <w:tcBorders>
+              <w:top w:val="single" w:sz="16" w:space="0" w:color="D3D3D3"/>
               <w:bottom w:val="single" w:sz="16" w:space="0" w:color="D3D3D3"/>
               <w:end w:val="single" w:space="0" w:color="D3D3D3"/>
             </w:tcBorders>
@@ -442,6 +302,30 @@
             <w:pPr>
               <w:spacing w:before="0" w:after="60"/>
               <w:keepNext/>
+              <w:jc w:val="start"/>
+            </w:pPr>
+            <w:r>
+              <w:rPr>
+                <w:rFonts w:ascii="Calibri" w:hAnsi="Calibri"/>
+                <w:sz w:val="20"/>
+              </w:rPr>
+              <w:t xml:space="default">Amb.</w:t>
+            </w:r>
+          </w:p>
+        </w:tc>
+        <w:tc>
+          <w:tcPr>
+            <w:tcBorders>
+              <w:top w:val="single" w:space="0" w:color="D3D3D3"/>
+              <w:bottom w:val="single" w:space="0" w:color="D3D3D3"/>
+              <w:start w:val="single" w:space="0" w:color="D3D3D3"/>
+              <w:end w:val="single" w:space="0" w:color="D3D3D3"/>
+            </w:tcBorders>
+          </w:tcPr>
+          <w:p>
+            <w:pPr>
+              <w:spacing w:before="0" w:after="60"/>
+              <w:keepNext/>
               <w:jc w:val="end"/>
             </w:pPr>
             <w:r>
@@ -473,151 +357,127 @@
                 <w:rFonts w:ascii="Calibri" w:hAnsi="Calibri"/>
                 <w:sz w:val="20"/>
               </w:rPr>
-              <w:t xml:space="default">Ambient</w:t>
-            </w:r>
-          </w:p>
-        </w:tc>
-        <w:tc>
-          <w:tcPr>
-            <w:tcBorders>
-              <w:top w:val="single" w:space="0" w:color="D3D3D3"/>
-              <w:bottom w:val="single" w:space="0" w:color="D3D3D3"/>
-              <w:start w:val="single" w:space="0" w:color="D3D3D3"/>
-              <w:end w:val="single" w:space="0" w:color="D3D3D3"/>
-            </w:tcBorders>
-          </w:tcPr>
-          <w:p>
-            <w:pPr>
-              <w:spacing w:before="0" w:after="60"/>
-              <w:keepNext/>
-              <w:jc w:val="start"/>
-            </w:pPr>
-            <w:r>
-              <w:rPr>
-                <w:rFonts w:ascii="Calibri" w:hAnsi="Calibri"/>
-                <w:sz w:val="20"/>
-              </w:rPr>
-              <w:t xml:space="default">26.9 ± 0.2 (4)</w:t>
-            </w:r>
-          </w:p>
-        </w:tc>
-        <w:tc>
-          <w:tcPr>
-            <w:tcBorders>
-              <w:top w:val="single" w:space="0" w:color="D3D3D3"/>
-              <w:bottom w:val="single" w:space="0" w:color="D3D3D3"/>
-              <w:start w:val="single" w:space="0" w:color="D3D3D3"/>
-              <w:end w:val="single" w:space="0" w:color="D3D3D3"/>
-            </w:tcBorders>
-          </w:tcPr>
-          <w:p>
-            <w:pPr>
-              <w:spacing w:before="0" w:after="60"/>
-              <w:keepNext/>
-              <w:jc w:val="start"/>
-            </w:pPr>
-            <w:r>
-              <w:rPr>
-                <w:rFonts w:ascii="Calibri" w:hAnsi="Calibri"/>
-                <w:sz w:val="20"/>
-              </w:rPr>
-              <w:t xml:space="default">34.98 ± 0.04 (4)</w:t>
-            </w:r>
-          </w:p>
-        </w:tc>
-        <w:tc>
-          <w:tcPr>
-            <w:tcBorders>
-              <w:top w:val="single" w:space="0" w:color="D3D3D3"/>
-              <w:bottom w:val="single" w:space="0" w:color="D3D3D3"/>
-              <w:start w:val="single" w:space="0" w:color="D3D3D3"/>
-              <w:end w:val="single" w:space="0" w:color="D3D3D3"/>
-            </w:tcBorders>
-          </w:tcPr>
-          <w:p>
-            <w:pPr>
-              <w:spacing w:before="0" w:after="60"/>
-              <w:keepNext/>
-              <w:jc w:val="start"/>
-            </w:pPr>
-            <w:r>
-              <w:rPr>
-                <w:rFonts w:ascii="Calibri" w:hAnsi="Calibri"/>
-                <w:sz w:val="20"/>
-              </w:rPr>
-              <w:t xml:space="default">8.05 ± 0.01 (4)</w:t>
-            </w:r>
-          </w:p>
-        </w:tc>
-        <w:tc>
-          <w:tcPr>
-            <w:tcBorders>
-              <w:top w:val="single" w:space="0" w:color="D3D3D3"/>
-              <w:bottom w:val="single" w:space="0" w:color="D3D3D3"/>
-              <w:start w:val="single" w:space="0" w:color="D3D3D3"/>
-              <w:end w:val="single" w:space="0" w:color="D3D3D3"/>
-            </w:tcBorders>
-          </w:tcPr>
-          <w:p>
-            <w:pPr>
-              <w:spacing w:before="0" w:after="60"/>
-              <w:keepNext/>
-              <w:jc w:val="start"/>
-            </w:pPr>
-            <w:r>
-              <w:rPr>
-                <w:rFonts w:ascii="Calibri" w:hAnsi="Calibri"/>
-                <w:sz w:val="20"/>
-              </w:rPr>
-              <w:t xml:space="default">2173.7 ± 3.6 (4)</w:t>
-            </w:r>
-          </w:p>
-        </w:tc>
-        <w:tc>
-          <w:tcPr>
-            <w:tcBorders>
-              <w:top w:val="single" w:space="0" w:color="D3D3D3"/>
-              <w:bottom w:val="single" w:space="0" w:color="D3D3D3"/>
-              <w:start w:val="single" w:space="0" w:color="D3D3D3"/>
-              <w:end w:val="single" w:space="0" w:color="D3D3D3"/>
-            </w:tcBorders>
-          </w:tcPr>
-          <w:p>
-            <w:pPr>
-              <w:spacing w:before="0" w:after="60"/>
-              <w:keepNext/>
-              <w:jc w:val="start"/>
-            </w:pPr>
-            <w:r>
-              <w:rPr>
-                <w:rFonts w:ascii="Calibri" w:hAnsi="Calibri"/>
-                <w:sz w:val="20"/>
-              </w:rPr>
-              <w:t xml:space="default">366 ± 14 (4)</w:t>
-            </w:r>
-          </w:p>
-        </w:tc>
-        <w:tc>
-          <w:tcPr>
-            <w:tcBorders>
-              <w:top w:val="single" w:space="0" w:color="D3D3D3"/>
-              <w:bottom w:val="single" w:space="0" w:color="D3D3D3"/>
-              <w:start w:val="single" w:space="0" w:color="D3D3D3"/>
-              <w:end w:val="single" w:space="0" w:color="D3D3D3"/>
-            </w:tcBorders>
-          </w:tcPr>
-          <w:p>
-            <w:pPr>
-              <w:spacing w:before="0" w:after="60"/>
-              <w:keepNext/>
-              <w:jc w:val="start"/>
-            </w:pPr>
-            <w:r>
-              <w:rPr>
-                <w:rFonts w:ascii="Calibri" w:hAnsi="Calibri"/>
-                <w:sz w:val="20"/>
-              </w:rPr>
-              <w:t xml:space="default">3.43 ± 0.09 (4)</w:t>
+              <w:t xml:space="default">27.1 ± 0.4</w:t>
+            </w:r>
+          </w:p>
+        </w:tc>
+        <w:tc>
+          <w:tcPr>
+            <w:tcBorders>
+              <w:top w:val="single" w:space="0" w:color="D3D3D3"/>
+              <w:bottom w:val="single" w:space="0" w:color="D3D3D3"/>
+              <w:start w:val="single" w:space="0" w:color="D3D3D3"/>
+              <w:end w:val="single" w:space="0" w:color="D3D3D3"/>
+            </w:tcBorders>
+          </w:tcPr>
+          <w:p>
+            <w:pPr>
+              <w:spacing w:before="0" w:after="60"/>
+              <w:keepNext/>
+              <w:jc w:val="start"/>
+            </w:pPr>
+            <w:r>
+              <w:rPr>
+                <w:rFonts w:ascii="Calibri" w:hAnsi="Calibri"/>
+                <w:sz w:val="20"/>
+              </w:rPr>
+              <w:t xml:space="default">34.95 ± 0.07</w:t>
+            </w:r>
+          </w:p>
+        </w:tc>
+        <w:tc>
+          <w:tcPr>
+            <w:tcBorders>
+              <w:top w:val="single" w:space="0" w:color="D3D3D3"/>
+              <w:bottom w:val="single" w:space="0" w:color="D3D3D3"/>
+              <w:start w:val="single" w:space="0" w:color="D3D3D3"/>
+              <w:end w:val="single" w:space="0" w:color="D3D3D3"/>
+            </w:tcBorders>
+          </w:tcPr>
+          <w:p>
+            <w:pPr>
+              <w:spacing w:before="0" w:after="60"/>
+              <w:keepNext/>
+              <w:jc w:val="start"/>
+            </w:pPr>
+            <w:r>
+              <w:rPr>
+                <w:rFonts w:ascii="Calibri" w:hAnsi="Calibri"/>
+                <w:sz w:val="20"/>
+              </w:rPr>
+              <w:t xml:space="default">8.05 ± 0.03</w:t>
+            </w:r>
+          </w:p>
+        </w:tc>
+        <w:tc>
+          <w:tcPr>
+            <w:tcBorders>
+              <w:top w:val="single" w:space="0" w:color="D3D3D3"/>
+              <w:bottom w:val="single" w:space="0" w:color="D3D3D3"/>
+              <w:start w:val="single" w:space="0" w:color="D3D3D3"/>
+              <w:end w:val="single" w:space="0" w:color="D3D3D3"/>
+            </w:tcBorders>
+          </w:tcPr>
+          <w:p>
+            <w:pPr>
+              <w:spacing w:before="0" w:after="60"/>
+              <w:keepNext/>
+              <w:jc w:val="start"/>
+            </w:pPr>
+            <w:r>
+              <w:rPr>
+                <w:rFonts w:ascii="Calibri" w:hAnsi="Calibri"/>
+                <w:sz w:val="20"/>
+              </w:rPr>
+              <w:t xml:space="default">2173.7 ± 7.2</w:t>
+            </w:r>
+          </w:p>
+        </w:tc>
+        <w:tc>
+          <w:tcPr>
+            <w:tcBorders>
+              <w:top w:val="single" w:space="0" w:color="D3D3D3"/>
+              <w:bottom w:val="single" w:space="0" w:color="D3D3D3"/>
+              <w:start w:val="single" w:space="0" w:color="D3D3D3"/>
+              <w:end w:val="single" w:space="0" w:color="D3D3D3"/>
+            </w:tcBorders>
+          </w:tcPr>
+          <w:p>
+            <w:pPr>
+              <w:spacing w:before="0" w:after="60"/>
+              <w:keepNext/>
+              <w:jc w:val="start"/>
+            </w:pPr>
+            <w:r>
+              <w:rPr>
+                <w:rFonts w:ascii="Calibri" w:hAnsi="Calibri"/>
+                <w:sz w:val="20"/>
+              </w:rPr>
+              <w:t xml:space="default">366 ± 27</w:t>
+            </w:r>
+          </w:p>
+        </w:tc>
+        <w:tc>
+          <w:tcPr>
+            <w:tcBorders>
+              <w:top w:val="single" w:space="0" w:color="D3D3D3"/>
+              <w:bottom w:val="single" w:space="0" w:color="D3D3D3"/>
+              <w:start w:val="single" w:space="0" w:color="D3D3D3"/>
+              <w:end w:val="single" w:space="0" w:color="D3D3D3"/>
+            </w:tcBorders>
+          </w:tcPr>
+          <w:p>
+            <w:pPr>
+              <w:spacing w:before="0" w:after="60"/>
+              <w:keepNext/>
+              <w:jc w:val="start"/>
+            </w:pPr>
+            <w:r>
+              <w:rPr>
+                <w:rFonts w:ascii="Calibri" w:hAnsi="Calibri"/>
+                <w:sz w:val="20"/>
+              </w:rPr>
+              <w:t xml:space="default">3.43 ± 0.19</w:t>
             </w:r>
           </w:p>
         </w:tc>
@@ -663,6 +523,30 @@
             <w:pPr>
               <w:spacing w:before="0" w:after="60"/>
               <w:keepNext/>
+              <w:jc w:val="start"/>
+            </w:pPr>
+            <w:r>
+              <w:rPr>
+                <w:rFonts w:ascii="Calibri" w:hAnsi="Calibri"/>
+                <w:sz w:val="20"/>
+              </w:rPr>
+              <w:t xml:space="default">Amb.</w:t>
+            </w:r>
+          </w:p>
+        </w:tc>
+        <w:tc>
+          <w:tcPr>
+            <w:tcBorders>
+              <w:top w:val="single" w:space="0" w:color="D3D3D3"/>
+              <w:bottom w:val="single" w:space="0" w:color="D3D3D3"/>
+              <w:start w:val="single" w:space="0" w:color="D3D3D3"/>
+              <w:end w:val="single" w:space="0" w:color="D3D3D3"/>
+            </w:tcBorders>
+          </w:tcPr>
+          <w:p>
+            <w:pPr>
+              <w:spacing w:before="0" w:after="60"/>
+              <w:keepNext/>
               <w:jc w:val="end"/>
             </w:pPr>
             <w:r>
@@ -694,151 +578,127 @@
                 <w:rFonts w:ascii="Calibri" w:hAnsi="Calibri"/>
                 <w:sz w:val="20"/>
               </w:rPr>
-              <w:t xml:space="default">Ambient</w:t>
-            </w:r>
-          </w:p>
-        </w:tc>
-        <w:tc>
-          <w:tcPr>
-            <w:tcBorders>
-              <w:top w:val="single" w:space="0" w:color="D3D3D3"/>
-              <w:bottom w:val="single" w:space="0" w:color="D3D3D3"/>
-              <w:start w:val="single" w:space="0" w:color="D3D3D3"/>
-              <w:end w:val="single" w:space="0" w:color="D3D3D3"/>
-            </w:tcBorders>
-          </w:tcPr>
-          <w:p>
-            <w:pPr>
-              <w:spacing w:before="0" w:after="60"/>
-              <w:keepNext/>
-              <w:jc w:val="start"/>
-            </w:pPr>
-            <w:r>
-              <w:rPr>
-                <w:rFonts w:ascii="Calibri" w:hAnsi="Calibri"/>
-                <w:sz w:val="20"/>
-              </w:rPr>
-              <w:t xml:space="default">26.9 ± 0.2 (4)</w:t>
-            </w:r>
-          </w:p>
-        </w:tc>
-        <w:tc>
-          <w:tcPr>
-            <w:tcBorders>
-              <w:top w:val="single" w:space="0" w:color="D3D3D3"/>
-              <w:bottom w:val="single" w:space="0" w:color="D3D3D3"/>
-              <w:start w:val="single" w:space="0" w:color="D3D3D3"/>
-              <w:end w:val="single" w:space="0" w:color="D3D3D3"/>
-            </w:tcBorders>
-          </w:tcPr>
-          <w:p>
-            <w:pPr>
-              <w:spacing w:before="0" w:after="60"/>
-              <w:keepNext/>
-              <w:jc w:val="start"/>
-            </w:pPr>
-            <w:r>
-              <w:rPr>
-                <w:rFonts w:ascii="Calibri" w:hAnsi="Calibri"/>
-                <w:sz w:val="20"/>
-              </w:rPr>
-              <w:t xml:space="default">34.95 ± 0.02 (4)</w:t>
-            </w:r>
-          </w:p>
-        </w:tc>
-        <w:tc>
-          <w:tcPr>
-            <w:tcBorders>
-              <w:top w:val="single" w:space="0" w:color="D3D3D3"/>
-              <w:bottom w:val="single" w:space="0" w:color="D3D3D3"/>
-              <w:start w:val="single" w:space="0" w:color="D3D3D3"/>
-              <w:end w:val="single" w:space="0" w:color="D3D3D3"/>
-            </w:tcBorders>
-          </w:tcPr>
-          <w:p>
-            <w:pPr>
-              <w:spacing w:before="0" w:after="60"/>
-              <w:keepNext/>
-              <w:jc w:val="start"/>
-            </w:pPr>
-            <w:r>
-              <w:rPr>
-                <w:rFonts w:ascii="Calibri" w:hAnsi="Calibri"/>
-                <w:sz w:val="20"/>
-              </w:rPr>
-              <w:t xml:space="default">8.05 ± 0.02 (4)</w:t>
-            </w:r>
-          </w:p>
-        </w:tc>
-        <w:tc>
-          <w:tcPr>
-            <w:tcBorders>
-              <w:top w:val="single" w:space="0" w:color="D3D3D3"/>
-              <w:bottom w:val="single" w:space="0" w:color="D3D3D3"/>
-              <w:start w:val="single" w:space="0" w:color="D3D3D3"/>
-              <w:end w:val="single" w:space="0" w:color="D3D3D3"/>
-            </w:tcBorders>
-          </w:tcPr>
-          <w:p>
-            <w:pPr>
-              <w:spacing w:before="0" w:after="60"/>
-              <w:keepNext/>
-              <w:jc w:val="start"/>
-            </w:pPr>
-            <w:r>
-              <w:rPr>
-                <w:rFonts w:ascii="Calibri" w:hAnsi="Calibri"/>
-                <w:sz w:val="20"/>
-              </w:rPr>
-              <w:t xml:space="default">2172.6 ± 3.7 (4)</w:t>
-            </w:r>
-          </w:p>
-        </w:tc>
-        <w:tc>
-          <w:tcPr>
-            <w:tcBorders>
-              <w:top w:val="single" w:space="0" w:color="D3D3D3"/>
-              <w:bottom w:val="single" w:space="0" w:color="D3D3D3"/>
-              <w:start w:val="single" w:space="0" w:color="D3D3D3"/>
-              <w:end w:val="single" w:space="0" w:color="D3D3D3"/>
-            </w:tcBorders>
-          </w:tcPr>
-          <w:p>
-            <w:pPr>
-              <w:spacing w:before="0" w:after="60"/>
-              <w:keepNext/>
-              <w:jc w:val="start"/>
-            </w:pPr>
-            <w:r>
-              <w:rPr>
-                <w:rFonts w:ascii="Calibri" w:hAnsi="Calibri"/>
-                <w:sz w:val="20"/>
-              </w:rPr>
-              <w:t xml:space="default">366 ± 17 (4)</w:t>
-            </w:r>
-          </w:p>
-        </w:tc>
-        <w:tc>
-          <w:tcPr>
-            <w:tcBorders>
-              <w:top w:val="single" w:space="0" w:color="D3D3D3"/>
-              <w:bottom w:val="single" w:space="0" w:color="D3D3D3"/>
-              <w:start w:val="single" w:space="0" w:color="D3D3D3"/>
-              <w:end w:val="single" w:space="0" w:color="D3D3D3"/>
-            </w:tcBorders>
-          </w:tcPr>
-          <w:p>
-            <w:pPr>
-              <w:spacing w:before="0" w:after="60"/>
-              <w:keepNext/>
-              <w:jc w:val="start"/>
-            </w:pPr>
-            <w:r>
-              <w:rPr>
-                <w:rFonts w:ascii="Calibri" w:hAnsi="Calibri"/>
-                <w:sz w:val="20"/>
-              </w:rPr>
-              <w:t xml:space="default">3.44 ± 0.11 (4)</w:t>
+              <w:t xml:space="default">27.1 ± 0.4</w:t>
+            </w:r>
+          </w:p>
+        </w:tc>
+        <w:tc>
+          <w:tcPr>
+            <w:tcBorders>
+              <w:top w:val="single" w:space="0" w:color="D3D3D3"/>
+              <w:bottom w:val="single" w:space="0" w:color="D3D3D3"/>
+              <w:start w:val="single" w:space="0" w:color="D3D3D3"/>
+              <w:end w:val="single" w:space="0" w:color="D3D3D3"/>
+            </w:tcBorders>
+          </w:tcPr>
+          <w:p>
+            <w:pPr>
+              <w:spacing w:before="0" w:after="60"/>
+              <w:keepNext/>
+              <w:jc w:val="start"/>
+            </w:pPr>
+            <w:r>
+              <w:rPr>
+                <w:rFonts w:ascii="Calibri" w:hAnsi="Calibri"/>
+                <w:sz w:val="20"/>
+              </w:rPr>
+              <w:t xml:space="default">34.94 ± 0.06</w:t>
+            </w:r>
+          </w:p>
+        </w:tc>
+        <w:tc>
+          <w:tcPr>
+            <w:tcBorders>
+              <w:top w:val="single" w:space="0" w:color="D3D3D3"/>
+              <w:bottom w:val="single" w:space="0" w:color="D3D3D3"/>
+              <w:start w:val="single" w:space="0" w:color="D3D3D3"/>
+              <w:end w:val="single" w:space="0" w:color="D3D3D3"/>
+            </w:tcBorders>
+          </w:tcPr>
+          <w:p>
+            <w:pPr>
+              <w:spacing w:before="0" w:after="60"/>
+              <w:keepNext/>
+              <w:jc w:val="start"/>
+            </w:pPr>
+            <w:r>
+              <w:rPr>
+                <w:rFonts w:ascii="Calibri" w:hAnsi="Calibri"/>
+                <w:sz w:val="20"/>
+              </w:rPr>
+              <w:t xml:space="default">8.06 ± 0.03</w:t>
+            </w:r>
+          </w:p>
+        </w:tc>
+        <w:tc>
+          <w:tcPr>
+            <w:tcBorders>
+              <w:top w:val="single" w:space="0" w:color="D3D3D3"/>
+              <w:bottom w:val="single" w:space="0" w:color="D3D3D3"/>
+              <w:start w:val="single" w:space="0" w:color="D3D3D3"/>
+              <w:end w:val="single" w:space="0" w:color="D3D3D3"/>
+            </w:tcBorders>
+          </w:tcPr>
+          <w:p>
+            <w:pPr>
+              <w:spacing w:before="0" w:after="60"/>
+              <w:keepNext/>
+              <w:jc w:val="start"/>
+            </w:pPr>
+            <w:r>
+              <w:rPr>
+                <w:rFonts w:ascii="Calibri" w:hAnsi="Calibri"/>
+                <w:sz w:val="20"/>
+              </w:rPr>
+              <w:t xml:space="default">2172.6 ± 7.4</w:t>
+            </w:r>
+          </w:p>
+        </w:tc>
+        <w:tc>
+          <w:tcPr>
+            <w:tcBorders>
+              <w:top w:val="single" w:space="0" w:color="D3D3D3"/>
+              <w:bottom w:val="single" w:space="0" w:color="D3D3D3"/>
+              <w:start w:val="single" w:space="0" w:color="D3D3D3"/>
+              <w:end w:val="single" w:space="0" w:color="D3D3D3"/>
+            </w:tcBorders>
+          </w:tcPr>
+          <w:p>
+            <w:pPr>
+              <w:spacing w:before="0" w:after="60"/>
+              <w:keepNext/>
+              <w:jc w:val="start"/>
+            </w:pPr>
+            <w:r>
+              <w:rPr>
+                <w:rFonts w:ascii="Calibri" w:hAnsi="Calibri"/>
+                <w:sz w:val="20"/>
+              </w:rPr>
+              <w:t xml:space="default">366 ± 33</w:t>
+            </w:r>
+          </w:p>
+        </w:tc>
+        <w:tc>
+          <w:tcPr>
+            <w:tcBorders>
+              <w:top w:val="single" w:space="0" w:color="D3D3D3"/>
+              <w:bottom w:val="single" w:space="0" w:color="D3D3D3"/>
+              <w:start w:val="single" w:space="0" w:color="D3D3D3"/>
+              <w:end w:val="single" w:space="0" w:color="D3D3D3"/>
+            </w:tcBorders>
+          </w:tcPr>
+          <w:p>
+            <w:pPr>
+              <w:spacing w:before="0" w:after="60"/>
+              <w:keepNext/>
+              <w:jc w:val="start"/>
+            </w:pPr>
+            <w:r>
+              <w:rPr>
+                <w:rFonts w:ascii="Calibri" w:hAnsi="Calibri"/>
+                <w:sz w:val="20"/>
+              </w:rPr>
+              <w:t xml:space="default">3.44 ± 0.23</w:t>
             </w:r>
           </w:p>
         </w:tc>
@@ -884,6 +744,30 @@
             <w:pPr>
               <w:spacing w:before="0" w:after="60"/>
               <w:keepNext/>
+              <w:jc w:val="start"/>
+            </w:pPr>
+            <w:r>
+              <w:rPr>
+                <w:rFonts w:ascii="Calibri" w:hAnsi="Calibri"/>
+                <w:sz w:val="20"/>
+              </w:rPr>
+              <w:t xml:space="default">Amb.</w:t>
+            </w:r>
+          </w:p>
+        </w:tc>
+        <w:tc>
+          <w:tcPr>
+            <w:tcBorders>
+              <w:top w:val="single" w:space="0" w:color="D3D3D3"/>
+              <w:bottom w:val="single" w:space="0" w:color="D3D3D3"/>
+              <w:start w:val="single" w:space="0" w:color="D3D3D3"/>
+              <w:end w:val="single" w:space="0" w:color="D3D3D3"/>
+            </w:tcBorders>
+          </w:tcPr>
+          <w:p>
+            <w:pPr>
+              <w:spacing w:before="0" w:after="60"/>
+              <w:keepNext/>
               <w:jc w:val="end"/>
             </w:pPr>
             <w:r>
@@ -915,151 +799,127 @@
                 <w:rFonts w:ascii="Calibri" w:hAnsi="Calibri"/>
                 <w:sz w:val="20"/>
               </w:rPr>
-              <w:t xml:space="default">Ambient</w:t>
-            </w:r>
-          </w:p>
-        </w:tc>
-        <w:tc>
-          <w:tcPr>
-            <w:tcBorders>
-              <w:top w:val="single" w:space="0" w:color="D3D3D3"/>
-              <w:bottom w:val="single" w:space="0" w:color="D3D3D3"/>
-              <w:start w:val="single" w:space="0" w:color="D3D3D3"/>
-              <w:end w:val="single" w:space="0" w:color="D3D3D3"/>
-            </w:tcBorders>
-          </w:tcPr>
-          <w:p>
-            <w:pPr>
-              <w:spacing w:before="0" w:after="60"/>
-              <w:keepNext/>
-              <w:jc w:val="start"/>
-            </w:pPr>
-            <w:r>
-              <w:rPr>
-                <w:rFonts w:ascii="Calibri" w:hAnsi="Calibri"/>
-                <w:sz w:val="20"/>
-              </w:rPr>
-              <w:t xml:space="default">26.9 ± 0.2 (4)</w:t>
-            </w:r>
-          </w:p>
-        </w:tc>
-        <w:tc>
-          <w:tcPr>
-            <w:tcBorders>
-              <w:top w:val="single" w:space="0" w:color="D3D3D3"/>
-              <w:bottom w:val="single" w:space="0" w:color="D3D3D3"/>
-              <w:start w:val="single" w:space="0" w:color="D3D3D3"/>
-              <w:end w:val="single" w:space="0" w:color="D3D3D3"/>
-            </w:tcBorders>
-          </w:tcPr>
-          <w:p>
-            <w:pPr>
-              <w:spacing w:before="0" w:after="60"/>
-              <w:keepNext/>
-              <w:jc w:val="start"/>
-            </w:pPr>
-            <w:r>
-              <w:rPr>
-                <w:rFonts w:ascii="Calibri" w:hAnsi="Calibri"/>
-                <w:sz w:val="20"/>
-              </w:rPr>
-              <w:t xml:space="default">34.95 ± 0.01 (4)</w:t>
-            </w:r>
-          </w:p>
-        </w:tc>
-        <w:tc>
-          <w:tcPr>
-            <w:tcBorders>
-              <w:top w:val="single" w:space="0" w:color="D3D3D3"/>
-              <w:bottom w:val="single" w:space="0" w:color="D3D3D3"/>
-              <w:start w:val="single" w:space="0" w:color="D3D3D3"/>
-              <w:end w:val="single" w:space="0" w:color="D3D3D3"/>
-            </w:tcBorders>
-          </w:tcPr>
-          <w:p>
-            <w:pPr>
-              <w:spacing w:before="0" w:after="60"/>
-              <w:keepNext/>
-              <w:jc w:val="start"/>
-            </w:pPr>
-            <w:r>
-              <w:rPr>
-                <w:rFonts w:ascii="Calibri" w:hAnsi="Calibri"/>
-                <w:sz w:val="20"/>
-              </w:rPr>
-              <w:t xml:space="default">8.06 ± 0.01 (4)</w:t>
-            </w:r>
-          </w:p>
-        </w:tc>
-        <w:tc>
-          <w:tcPr>
-            <w:tcBorders>
-              <w:top w:val="single" w:space="0" w:color="D3D3D3"/>
-              <w:bottom w:val="single" w:space="0" w:color="D3D3D3"/>
-              <w:start w:val="single" w:space="0" w:color="D3D3D3"/>
-              <w:end w:val="single" w:space="0" w:color="D3D3D3"/>
-            </w:tcBorders>
-          </w:tcPr>
-          <w:p>
-            <w:pPr>
-              <w:spacing w:before="0" w:after="60"/>
-              <w:keepNext/>
-              <w:jc w:val="start"/>
-            </w:pPr>
-            <w:r>
-              <w:rPr>
-                <w:rFonts w:ascii="Calibri" w:hAnsi="Calibri"/>
-                <w:sz w:val="20"/>
-              </w:rPr>
-              <w:t xml:space="default">2162.9 ± 10.1 (4)</w:t>
-            </w:r>
-          </w:p>
-        </w:tc>
-        <w:tc>
-          <w:tcPr>
-            <w:tcBorders>
-              <w:top w:val="single" w:space="0" w:color="D3D3D3"/>
-              <w:bottom w:val="single" w:space="0" w:color="D3D3D3"/>
-              <w:start w:val="single" w:space="0" w:color="D3D3D3"/>
-              <w:end w:val="single" w:space="0" w:color="D3D3D3"/>
-            </w:tcBorders>
-          </w:tcPr>
-          <w:p>
-            <w:pPr>
-              <w:spacing w:before="0" w:after="60"/>
-              <w:keepNext/>
-              <w:jc w:val="start"/>
-            </w:pPr>
-            <w:r>
-              <w:rPr>
-                <w:rFonts w:ascii="Calibri" w:hAnsi="Calibri"/>
-                <w:sz w:val="20"/>
-              </w:rPr>
-              <w:t xml:space="default">356 ± 11 (4)</w:t>
-            </w:r>
-          </w:p>
-        </w:tc>
-        <w:tc>
-          <w:tcPr>
-            <w:tcBorders>
-              <w:top w:val="single" w:space="0" w:color="D3D3D3"/>
-              <w:bottom w:val="single" w:space="0" w:color="D3D3D3"/>
-              <w:start w:val="single" w:space="0" w:color="D3D3D3"/>
-              <w:end w:val="single" w:space="0" w:color="D3D3D3"/>
-            </w:tcBorders>
-          </w:tcPr>
-          <w:p>
-            <w:pPr>
-              <w:spacing w:before="0" w:after="60"/>
-              <w:keepNext/>
-              <w:jc w:val="start"/>
-            </w:pPr>
-            <w:r>
-              <w:rPr>
-                <w:rFonts w:ascii="Calibri" w:hAnsi="Calibri"/>
-                <w:sz w:val="20"/>
-              </w:rPr>
-              <w:t xml:space="default">3.47 ± 0.10 (4)</w:t>
+              <w:t xml:space="default">27.1 ± 0.4</w:t>
+            </w:r>
+          </w:p>
+        </w:tc>
+        <w:tc>
+          <w:tcPr>
+            <w:tcBorders>
+              <w:top w:val="single" w:space="0" w:color="D3D3D3"/>
+              <w:bottom w:val="single" w:space="0" w:color="D3D3D3"/>
+              <w:start w:val="single" w:space="0" w:color="D3D3D3"/>
+              <w:end w:val="single" w:space="0" w:color="D3D3D3"/>
+            </w:tcBorders>
+          </w:tcPr>
+          <w:p>
+            <w:pPr>
+              <w:spacing w:before="0" w:after="60"/>
+              <w:keepNext/>
+              <w:jc w:val="start"/>
+            </w:pPr>
+            <w:r>
+              <w:rPr>
+                <w:rFonts w:ascii="Calibri" w:hAnsi="Calibri"/>
+                <w:sz w:val="20"/>
+              </w:rPr>
+              <w:t xml:space="default">34.97 ± 0.16</w:t>
+            </w:r>
+          </w:p>
+        </w:tc>
+        <w:tc>
+          <w:tcPr>
+            <w:tcBorders>
+              <w:top w:val="single" w:space="0" w:color="D3D3D3"/>
+              <w:bottom w:val="single" w:space="0" w:color="D3D3D3"/>
+              <w:start w:val="single" w:space="0" w:color="D3D3D3"/>
+              <w:end w:val="single" w:space="0" w:color="D3D3D3"/>
+            </w:tcBorders>
+          </w:tcPr>
+          <w:p>
+            <w:pPr>
+              <w:spacing w:before="0" w:after="60"/>
+              <w:keepNext/>
+              <w:jc w:val="start"/>
+            </w:pPr>
+            <w:r>
+              <w:rPr>
+                <w:rFonts w:ascii="Calibri" w:hAnsi="Calibri"/>
+                <w:sz w:val="20"/>
+              </w:rPr>
+              <w:t xml:space="default">8.07 ± 0.03</w:t>
+            </w:r>
+          </w:p>
+        </w:tc>
+        <w:tc>
+          <w:tcPr>
+            <w:tcBorders>
+              <w:top w:val="single" w:space="0" w:color="D3D3D3"/>
+              <w:bottom w:val="single" w:space="0" w:color="D3D3D3"/>
+              <w:start w:val="single" w:space="0" w:color="D3D3D3"/>
+              <w:end w:val="single" w:space="0" w:color="D3D3D3"/>
+            </w:tcBorders>
+          </w:tcPr>
+          <w:p>
+            <w:pPr>
+              <w:spacing w:before="0" w:after="60"/>
+              <w:keepNext/>
+              <w:jc w:val="start"/>
+            </w:pPr>
+            <w:r>
+              <w:rPr>
+                <w:rFonts w:ascii="Calibri" w:hAnsi="Calibri"/>
+                <w:sz w:val="20"/>
+              </w:rPr>
+              <w:t xml:space="default">2162.9 ± 20.2</w:t>
+            </w:r>
+          </w:p>
+        </w:tc>
+        <w:tc>
+          <w:tcPr>
+            <w:tcBorders>
+              <w:top w:val="single" w:space="0" w:color="D3D3D3"/>
+              <w:bottom w:val="single" w:space="0" w:color="D3D3D3"/>
+              <w:start w:val="single" w:space="0" w:color="D3D3D3"/>
+              <w:end w:val="single" w:space="0" w:color="D3D3D3"/>
+            </w:tcBorders>
+          </w:tcPr>
+          <w:p>
+            <w:pPr>
+              <w:spacing w:before="0" w:after="60"/>
+              <w:keepNext/>
+              <w:jc w:val="start"/>
+            </w:pPr>
+            <w:r>
+              <w:rPr>
+                <w:rFonts w:ascii="Calibri" w:hAnsi="Calibri"/>
+                <w:sz w:val="20"/>
+              </w:rPr>
+              <w:t xml:space="default">356 ± 22</w:t>
+            </w:r>
+          </w:p>
+        </w:tc>
+        <w:tc>
+          <w:tcPr>
+            <w:tcBorders>
+              <w:top w:val="single" w:space="0" w:color="D3D3D3"/>
+              <w:bottom w:val="single" w:space="0" w:color="D3D3D3"/>
+              <w:start w:val="single" w:space="0" w:color="D3D3D3"/>
+              <w:end w:val="single" w:space="0" w:color="D3D3D3"/>
+            </w:tcBorders>
+          </w:tcPr>
+          <w:p>
+            <w:pPr>
+              <w:spacing w:before="0" w:after="60"/>
+              <w:keepNext/>
+              <w:jc w:val="start"/>
+            </w:pPr>
+            <w:r>
+              <w:rPr>
+                <w:rFonts w:ascii="Calibri" w:hAnsi="Calibri"/>
+                <w:sz w:val="20"/>
+              </w:rPr>
+              <w:t xml:space="default">3.47 ± 0.19</w:t>
             </w:r>
           </w:p>
         </w:tc>
@@ -1105,6 +965,30 @@
             <w:pPr>
               <w:spacing w:before="0" w:after="60"/>
               <w:keepNext/>
+              <w:jc w:val="start"/>
+            </w:pPr>
+            <w:r>
+              <w:rPr>
+                <w:rFonts w:ascii="Calibri" w:hAnsi="Calibri"/>
+                <w:sz w:val="20"/>
+              </w:rPr>
+              <w:t xml:space="default">OA</w:t>
+            </w:r>
+          </w:p>
+        </w:tc>
+        <w:tc>
+          <w:tcPr>
+            <w:tcBorders>
+              <w:top w:val="single" w:space="0" w:color="D3D3D3"/>
+              <w:bottom w:val="single" w:space="0" w:color="D3D3D3"/>
+              <w:start w:val="single" w:space="0" w:color="D3D3D3"/>
+              <w:end w:val="single" w:space="0" w:color="D3D3D3"/>
+            </w:tcBorders>
+          </w:tcPr>
+          <w:p>
+            <w:pPr>
+              <w:spacing w:before="0" w:after="60"/>
+              <w:keepNext/>
               <w:jc w:val="end"/>
             </w:pPr>
             <w:r>
@@ -1136,151 +1020,127 @@
                 <w:rFonts w:ascii="Calibri" w:hAnsi="Calibri"/>
                 <w:sz w:val="20"/>
               </w:rPr>
-              <w:t xml:space="default">OA</w:t>
-            </w:r>
-          </w:p>
-        </w:tc>
-        <w:tc>
-          <w:tcPr>
-            <w:tcBorders>
-              <w:top w:val="single" w:space="0" w:color="D3D3D3"/>
-              <w:bottom w:val="single" w:space="0" w:color="D3D3D3"/>
-              <w:start w:val="single" w:space="0" w:color="D3D3D3"/>
-              <w:end w:val="single" w:space="0" w:color="D3D3D3"/>
-            </w:tcBorders>
-          </w:tcPr>
-          <w:p>
-            <w:pPr>
-              <w:spacing w:before="0" w:after="60"/>
-              <w:keepNext/>
-              <w:jc w:val="start"/>
-            </w:pPr>
-            <w:r>
-              <w:rPr>
-                <w:rFonts w:ascii="Calibri" w:hAnsi="Calibri"/>
-                <w:sz w:val="20"/>
-              </w:rPr>
-              <w:t xml:space="default">26.9 ± 0.2 (4)</w:t>
-            </w:r>
-          </w:p>
-        </w:tc>
-        <w:tc>
-          <w:tcPr>
-            <w:tcBorders>
-              <w:top w:val="single" w:space="0" w:color="D3D3D3"/>
-              <w:bottom w:val="single" w:space="0" w:color="D3D3D3"/>
-              <w:start w:val="single" w:space="0" w:color="D3D3D3"/>
-              <w:end w:val="single" w:space="0" w:color="D3D3D3"/>
-            </w:tcBorders>
-          </w:tcPr>
-          <w:p>
-            <w:pPr>
-              <w:spacing w:before="0" w:after="60"/>
-              <w:keepNext/>
-              <w:jc w:val="start"/>
-            </w:pPr>
-            <w:r>
-              <w:rPr>
-                <w:rFonts w:ascii="Calibri" w:hAnsi="Calibri"/>
-                <w:sz w:val="20"/>
-              </w:rPr>
-              <w:t xml:space="default">34.98 ± 0.03 (4)</w:t>
-            </w:r>
-          </w:p>
-        </w:tc>
-        <w:tc>
-          <w:tcPr>
-            <w:tcBorders>
-              <w:top w:val="single" w:space="0" w:color="D3D3D3"/>
-              <w:bottom w:val="single" w:space="0" w:color="D3D3D3"/>
-              <w:start w:val="single" w:space="0" w:color="D3D3D3"/>
-              <w:end w:val="single" w:space="0" w:color="D3D3D3"/>
-            </w:tcBorders>
-          </w:tcPr>
-          <w:p>
-            <w:pPr>
-              <w:spacing w:before="0" w:after="60"/>
-              <w:keepNext/>
-              <w:jc w:val="start"/>
-            </w:pPr>
-            <w:r>
-              <w:rPr>
-                <w:rFonts w:ascii="Calibri" w:hAnsi="Calibri"/>
-                <w:sz w:val="20"/>
-              </w:rPr>
-              <w:t xml:space="default">7.77 ± 0.03 (4)</w:t>
-            </w:r>
-          </w:p>
-        </w:tc>
-        <w:tc>
-          <w:tcPr>
-            <w:tcBorders>
-              <w:top w:val="single" w:space="0" w:color="D3D3D3"/>
-              <w:bottom w:val="single" w:space="0" w:color="D3D3D3"/>
-              <w:start w:val="single" w:space="0" w:color="D3D3D3"/>
-              <w:end w:val="single" w:space="0" w:color="D3D3D3"/>
-            </w:tcBorders>
-          </w:tcPr>
-          <w:p>
-            <w:pPr>
-              <w:spacing w:before="0" w:after="60"/>
-              <w:keepNext/>
-              <w:jc w:val="start"/>
-            </w:pPr>
-            <w:r>
-              <w:rPr>
-                <w:rFonts w:ascii="Calibri" w:hAnsi="Calibri"/>
-                <w:sz w:val="20"/>
-              </w:rPr>
-              <w:t xml:space="default">2165.5 ± 8.1 (4)</w:t>
-            </w:r>
-          </w:p>
-        </w:tc>
-        <w:tc>
-          <w:tcPr>
-            <w:tcBorders>
-              <w:top w:val="single" w:space="0" w:color="D3D3D3"/>
-              <w:bottom w:val="single" w:space="0" w:color="D3D3D3"/>
-              <w:start w:val="single" w:space="0" w:color="D3D3D3"/>
-              <w:end w:val="single" w:space="0" w:color="D3D3D3"/>
-            </w:tcBorders>
-          </w:tcPr>
-          <w:p>
-            <w:pPr>
-              <w:spacing w:before="0" w:after="60"/>
-              <w:keepNext/>
-              <w:jc w:val="start"/>
-            </w:pPr>
-            <w:r>
-              <w:rPr>
-                <w:rFonts w:ascii="Calibri" w:hAnsi="Calibri"/>
-                <w:sz w:val="20"/>
-              </w:rPr>
-              <w:t xml:space="default">791 ± 59 (4)</w:t>
-            </w:r>
-          </w:p>
-        </w:tc>
-        <w:tc>
-          <w:tcPr>
-            <w:tcBorders>
-              <w:top w:val="single" w:space="0" w:color="D3D3D3"/>
-              <w:bottom w:val="single" w:space="0" w:color="D3D3D3"/>
-              <w:start w:val="single" w:space="0" w:color="D3D3D3"/>
-              <w:end w:val="single" w:space="0" w:color="D3D3D3"/>
-            </w:tcBorders>
-          </w:tcPr>
-          <w:p>
-            <w:pPr>
-              <w:spacing w:before="0" w:after="60"/>
-              <w:keepNext/>
-              <w:jc w:val="start"/>
-            </w:pPr>
-            <w:r>
-              <w:rPr>
-                <w:rFonts w:ascii="Calibri" w:hAnsi="Calibri"/>
-                <w:sz w:val="20"/>
-              </w:rPr>
-              <w:t xml:space="default">2.04 ± 0.12 (4)</w:t>
+              <w:t xml:space="default">27.1 ± 0.4</w:t>
+            </w:r>
+          </w:p>
+        </w:tc>
+        <w:tc>
+          <w:tcPr>
+            <w:tcBorders>
+              <w:top w:val="single" w:space="0" w:color="D3D3D3"/>
+              <w:bottom w:val="single" w:space="0" w:color="D3D3D3"/>
+              <w:start w:val="single" w:space="0" w:color="D3D3D3"/>
+              <w:end w:val="single" w:space="0" w:color="D3D3D3"/>
+            </w:tcBorders>
+          </w:tcPr>
+          <w:p>
+            <w:pPr>
+              <w:spacing w:before="0" w:after="60"/>
+              <w:keepNext/>
+              <w:jc w:val="start"/>
+            </w:pPr>
+            <w:r>
+              <w:rPr>
+                <w:rFonts w:ascii="Calibri" w:hAnsi="Calibri"/>
+                <w:sz w:val="20"/>
+              </w:rPr>
+              <w:t xml:space="default">34.96 ± 0.14</w:t>
+            </w:r>
+          </w:p>
+        </w:tc>
+        <w:tc>
+          <w:tcPr>
+            <w:tcBorders>
+              <w:top w:val="single" w:space="0" w:color="D3D3D3"/>
+              <w:bottom w:val="single" w:space="0" w:color="D3D3D3"/>
+              <w:start w:val="single" w:space="0" w:color="D3D3D3"/>
+              <w:end w:val="single" w:space="0" w:color="D3D3D3"/>
+            </w:tcBorders>
+          </w:tcPr>
+          <w:p>
+            <w:pPr>
+              <w:spacing w:before="0" w:after="60"/>
+              <w:keepNext/>
+              <w:jc w:val="start"/>
+            </w:pPr>
+            <w:r>
+              <w:rPr>
+                <w:rFonts w:ascii="Calibri" w:hAnsi="Calibri"/>
+                <w:sz w:val="20"/>
+              </w:rPr>
+              <w:t xml:space="default">7.79 ± 0.05</w:t>
+            </w:r>
+          </w:p>
+        </w:tc>
+        <w:tc>
+          <w:tcPr>
+            <w:tcBorders>
+              <w:top w:val="single" w:space="0" w:color="D3D3D3"/>
+              <w:bottom w:val="single" w:space="0" w:color="D3D3D3"/>
+              <w:start w:val="single" w:space="0" w:color="D3D3D3"/>
+              <w:end w:val="single" w:space="0" w:color="D3D3D3"/>
+            </w:tcBorders>
+          </w:tcPr>
+          <w:p>
+            <w:pPr>
+              <w:spacing w:before="0" w:after="60"/>
+              <w:keepNext/>
+              <w:jc w:val="start"/>
+            </w:pPr>
+            <w:r>
+              <w:rPr>
+                <w:rFonts w:ascii="Calibri" w:hAnsi="Calibri"/>
+                <w:sz w:val="20"/>
+              </w:rPr>
+              <w:t xml:space="default">2165.5 ± 16.2</w:t>
+            </w:r>
+          </w:p>
+        </w:tc>
+        <w:tc>
+          <w:tcPr>
+            <w:tcBorders>
+              <w:top w:val="single" w:space="0" w:color="D3D3D3"/>
+              <w:bottom w:val="single" w:space="0" w:color="D3D3D3"/>
+              <w:start w:val="single" w:space="0" w:color="D3D3D3"/>
+              <w:end w:val="single" w:space="0" w:color="D3D3D3"/>
+            </w:tcBorders>
+          </w:tcPr>
+          <w:p>
+            <w:pPr>
+              <w:spacing w:before="0" w:after="60"/>
+              <w:keepNext/>
+              <w:jc w:val="start"/>
+            </w:pPr>
+            <w:r>
+              <w:rPr>
+                <w:rFonts w:ascii="Calibri" w:hAnsi="Calibri"/>
+                <w:sz w:val="20"/>
+              </w:rPr>
+              <w:t xml:space="default">791 ± 117</w:t>
+            </w:r>
+          </w:p>
+        </w:tc>
+        <w:tc>
+          <w:tcPr>
+            <w:tcBorders>
+              <w:top w:val="single" w:space="0" w:color="D3D3D3"/>
+              <w:bottom w:val="single" w:space="0" w:color="D3D3D3"/>
+              <w:start w:val="single" w:space="0" w:color="D3D3D3"/>
+              <w:end w:val="single" w:space="0" w:color="D3D3D3"/>
+            </w:tcBorders>
+          </w:tcPr>
+          <w:p>
+            <w:pPr>
+              <w:spacing w:before="0" w:after="60"/>
+              <w:keepNext/>
+              <w:jc w:val="start"/>
+            </w:pPr>
+            <w:r>
+              <w:rPr>
+                <w:rFonts w:ascii="Calibri" w:hAnsi="Calibri"/>
+                <w:sz w:val="20"/>
+              </w:rPr>
+              <w:t xml:space="default">2.04 ± 0.24</w:t>
             </w:r>
           </w:p>
         </w:tc>
@@ -1326,6 +1186,30 @@
             <w:pPr>
               <w:spacing w:before="0" w:after="60"/>
               <w:keepNext/>
+              <w:jc w:val="start"/>
+            </w:pPr>
+            <w:r>
+              <w:rPr>
+                <w:rFonts w:ascii="Calibri" w:hAnsi="Calibri"/>
+                <w:sz w:val="20"/>
+              </w:rPr>
+              <w:t xml:space="default">OA</w:t>
+            </w:r>
+          </w:p>
+        </w:tc>
+        <w:tc>
+          <w:tcPr>
+            <w:tcBorders>
+              <w:top w:val="single" w:space="0" w:color="D3D3D3"/>
+              <w:bottom w:val="single" w:space="0" w:color="D3D3D3"/>
+              <w:start w:val="single" w:space="0" w:color="D3D3D3"/>
+              <w:end w:val="single" w:space="0" w:color="D3D3D3"/>
+            </w:tcBorders>
+          </w:tcPr>
+          <w:p>
+            <w:pPr>
+              <w:spacing w:before="0" w:after="60"/>
+              <w:keepNext/>
               <w:jc w:val="end"/>
             </w:pPr>
             <w:r>
@@ -1357,151 +1241,127 @@
                 <w:rFonts w:ascii="Calibri" w:hAnsi="Calibri"/>
                 <w:sz w:val="20"/>
               </w:rPr>
-              <w:t xml:space="default">OA</w:t>
-            </w:r>
-          </w:p>
-        </w:tc>
-        <w:tc>
-          <w:tcPr>
-            <w:tcBorders>
-              <w:top w:val="single" w:space="0" w:color="D3D3D3"/>
-              <w:bottom w:val="single" w:space="0" w:color="D3D3D3"/>
-              <w:start w:val="single" w:space="0" w:color="D3D3D3"/>
-              <w:end w:val="single" w:space="0" w:color="D3D3D3"/>
-            </w:tcBorders>
-          </w:tcPr>
-          <w:p>
-            <w:pPr>
-              <w:spacing w:before="0" w:after="60"/>
-              <w:keepNext/>
-              <w:jc w:val="start"/>
-            </w:pPr>
-            <w:r>
-              <w:rPr>
-                <w:rFonts w:ascii="Calibri" w:hAnsi="Calibri"/>
-                <w:sz w:val="20"/>
-              </w:rPr>
-              <w:t xml:space="default">26.8 ± 0.2 (4)</w:t>
-            </w:r>
-          </w:p>
-        </w:tc>
-        <w:tc>
-          <w:tcPr>
-            <w:tcBorders>
-              <w:top w:val="single" w:space="0" w:color="D3D3D3"/>
-              <w:bottom w:val="single" w:space="0" w:color="D3D3D3"/>
-              <w:start w:val="single" w:space="0" w:color="D3D3D3"/>
-              <w:end w:val="single" w:space="0" w:color="D3D3D3"/>
-            </w:tcBorders>
-          </w:tcPr>
-          <w:p>
-            <w:pPr>
-              <w:spacing w:before="0" w:after="60"/>
-              <w:keepNext/>
-              <w:jc w:val="start"/>
-            </w:pPr>
-            <w:r>
-              <w:rPr>
-                <w:rFonts w:ascii="Calibri" w:hAnsi="Calibri"/>
-                <w:sz w:val="20"/>
-              </w:rPr>
-              <w:t xml:space="default">34.95 ± 0.02 (4)</w:t>
-            </w:r>
-          </w:p>
-        </w:tc>
-        <w:tc>
-          <w:tcPr>
-            <w:tcBorders>
-              <w:top w:val="single" w:space="0" w:color="D3D3D3"/>
-              <w:bottom w:val="single" w:space="0" w:color="D3D3D3"/>
-              <w:start w:val="single" w:space="0" w:color="D3D3D3"/>
-              <w:end w:val="single" w:space="0" w:color="D3D3D3"/>
-            </w:tcBorders>
-          </w:tcPr>
-          <w:p>
-            <w:pPr>
-              <w:spacing w:before="0" w:after="60"/>
-              <w:keepNext/>
-              <w:jc w:val="start"/>
-            </w:pPr>
-            <w:r>
-              <w:rPr>
-                <w:rFonts w:ascii="Calibri" w:hAnsi="Calibri"/>
-                <w:sz w:val="20"/>
-              </w:rPr>
-              <w:t xml:space="default">7.79 ± 0.01 (4)</w:t>
-            </w:r>
-          </w:p>
-        </w:tc>
-        <w:tc>
-          <w:tcPr>
-            <w:tcBorders>
-              <w:top w:val="single" w:space="0" w:color="D3D3D3"/>
-              <w:bottom w:val="single" w:space="0" w:color="D3D3D3"/>
-              <w:start w:val="single" w:space="0" w:color="D3D3D3"/>
-              <w:end w:val="single" w:space="0" w:color="D3D3D3"/>
-            </w:tcBorders>
-          </w:tcPr>
-          <w:p>
-            <w:pPr>
-              <w:spacing w:before="0" w:after="60"/>
-              <w:keepNext/>
-              <w:jc w:val="start"/>
-            </w:pPr>
-            <w:r>
-              <w:rPr>
-                <w:rFonts w:ascii="Calibri" w:hAnsi="Calibri"/>
-                <w:sz w:val="20"/>
-              </w:rPr>
-              <w:t xml:space="default">2167.3 ± 7.3 (4)</w:t>
-            </w:r>
-          </w:p>
-        </w:tc>
-        <w:tc>
-          <w:tcPr>
-            <w:tcBorders>
-              <w:top w:val="single" w:space="0" w:color="D3D3D3"/>
-              <w:bottom w:val="single" w:space="0" w:color="D3D3D3"/>
-              <w:start w:val="single" w:space="0" w:color="D3D3D3"/>
-              <w:end w:val="single" w:space="0" w:color="D3D3D3"/>
-            </w:tcBorders>
-          </w:tcPr>
-          <w:p>
-            <w:pPr>
-              <w:spacing w:before="0" w:after="60"/>
-              <w:keepNext/>
-              <w:jc w:val="start"/>
-            </w:pPr>
-            <w:r>
-              <w:rPr>
-                <w:rFonts w:ascii="Calibri" w:hAnsi="Calibri"/>
-                <w:sz w:val="20"/>
-              </w:rPr>
-              <w:t xml:space="default">751 ± 23 (4)</w:t>
-            </w:r>
-          </w:p>
-        </w:tc>
-        <w:tc>
-          <w:tcPr>
-            <w:tcBorders>
-              <w:top w:val="single" w:space="0" w:color="D3D3D3"/>
-              <w:bottom w:val="single" w:space="0" w:color="D3D3D3"/>
-              <w:start w:val="single" w:space="0" w:color="D3D3D3"/>
-              <w:end w:val="single" w:space="0" w:color="D3D3D3"/>
-            </w:tcBorders>
-          </w:tcPr>
-          <w:p>
-            <w:pPr>
-              <w:spacing w:before="0" w:after="60"/>
-              <w:keepNext/>
-              <w:jc w:val="start"/>
-            </w:pPr>
-            <w:r>
-              <w:rPr>
-                <w:rFonts w:ascii="Calibri" w:hAnsi="Calibri"/>
-                <w:sz w:val="20"/>
-              </w:rPr>
-              <w:t xml:space="default">2.10 ± 0.07 (4)</w:t>
+              <w:t xml:space="default">27.0 ± 0.4</w:t>
+            </w:r>
+          </w:p>
+        </w:tc>
+        <w:tc>
+          <w:tcPr>
+            <w:tcBorders>
+              <w:top w:val="single" w:space="0" w:color="D3D3D3"/>
+              <w:bottom w:val="single" w:space="0" w:color="D3D3D3"/>
+              <w:start w:val="single" w:space="0" w:color="D3D3D3"/>
+              <w:end w:val="single" w:space="0" w:color="D3D3D3"/>
+            </w:tcBorders>
+          </w:tcPr>
+          <w:p>
+            <w:pPr>
+              <w:spacing w:before="0" w:after="60"/>
+              <w:keepNext/>
+              <w:jc w:val="start"/>
+            </w:pPr>
+            <w:r>
+              <w:rPr>
+                <w:rFonts w:ascii="Calibri" w:hAnsi="Calibri"/>
+                <w:sz w:val="20"/>
+              </w:rPr>
+              <w:t xml:space="default">34.93 ± 0.07</w:t>
+            </w:r>
+          </w:p>
+        </w:tc>
+        <w:tc>
+          <w:tcPr>
+            <w:tcBorders>
+              <w:top w:val="single" w:space="0" w:color="D3D3D3"/>
+              <w:bottom w:val="single" w:space="0" w:color="D3D3D3"/>
+              <w:start w:val="single" w:space="0" w:color="D3D3D3"/>
+              <w:end w:val="single" w:space="0" w:color="D3D3D3"/>
+            </w:tcBorders>
+          </w:tcPr>
+          <w:p>
+            <w:pPr>
+              <w:spacing w:before="0" w:after="60"/>
+              <w:keepNext/>
+              <w:jc w:val="start"/>
+            </w:pPr>
+            <w:r>
+              <w:rPr>
+                <w:rFonts w:ascii="Calibri" w:hAnsi="Calibri"/>
+                <w:sz w:val="20"/>
+              </w:rPr>
+              <w:t xml:space="default">7.78 ± 0.04</w:t>
+            </w:r>
+          </w:p>
+        </w:tc>
+        <w:tc>
+          <w:tcPr>
+            <w:tcBorders>
+              <w:top w:val="single" w:space="0" w:color="D3D3D3"/>
+              <w:bottom w:val="single" w:space="0" w:color="D3D3D3"/>
+              <w:start w:val="single" w:space="0" w:color="D3D3D3"/>
+              <w:end w:val="single" w:space="0" w:color="D3D3D3"/>
+            </w:tcBorders>
+          </w:tcPr>
+          <w:p>
+            <w:pPr>
+              <w:spacing w:before="0" w:after="60"/>
+              <w:keepNext/>
+              <w:jc w:val="start"/>
+            </w:pPr>
+            <w:r>
+              <w:rPr>
+                <w:rFonts w:ascii="Calibri" w:hAnsi="Calibri"/>
+                <w:sz w:val="20"/>
+              </w:rPr>
+              <w:t xml:space="default">2167.3 ± 14.7</w:t>
+            </w:r>
+          </w:p>
+        </w:tc>
+        <w:tc>
+          <w:tcPr>
+            <w:tcBorders>
+              <w:top w:val="single" w:space="0" w:color="D3D3D3"/>
+              <w:bottom w:val="single" w:space="0" w:color="D3D3D3"/>
+              <w:start w:val="single" w:space="0" w:color="D3D3D3"/>
+              <w:end w:val="single" w:space="0" w:color="D3D3D3"/>
+            </w:tcBorders>
+          </w:tcPr>
+          <w:p>
+            <w:pPr>
+              <w:spacing w:before="0" w:after="60"/>
+              <w:keepNext/>
+              <w:jc w:val="start"/>
+            </w:pPr>
+            <w:r>
+              <w:rPr>
+                <w:rFonts w:ascii="Calibri" w:hAnsi="Calibri"/>
+                <w:sz w:val="20"/>
+              </w:rPr>
+              <w:t xml:space="default">751 ± 46</w:t>
+            </w:r>
+          </w:p>
+        </w:tc>
+        <w:tc>
+          <w:tcPr>
+            <w:tcBorders>
+              <w:top w:val="single" w:space="0" w:color="D3D3D3"/>
+              <w:bottom w:val="single" w:space="0" w:color="D3D3D3"/>
+              <w:start w:val="single" w:space="0" w:color="D3D3D3"/>
+              <w:end w:val="single" w:space="0" w:color="D3D3D3"/>
+            </w:tcBorders>
+          </w:tcPr>
+          <w:p>
+            <w:pPr>
+              <w:spacing w:before="0" w:after="60"/>
+              <w:keepNext/>
+              <w:jc w:val="start"/>
+            </w:pPr>
+            <w:r>
+              <w:rPr>
+                <w:rFonts w:ascii="Calibri" w:hAnsi="Calibri"/>
+                <w:sz w:val="20"/>
+              </w:rPr>
+              <w:t xml:space="default">2.10 ± 0.14</w:t>
             </w:r>
           </w:p>
         </w:tc>
@@ -1547,6 +1407,30 @@
             <w:pPr>
               <w:spacing w:before="0" w:after="60"/>
               <w:keepNext/>
+              <w:jc w:val="start"/>
+            </w:pPr>
+            <w:r>
+              <w:rPr>
+                <w:rFonts w:ascii="Calibri" w:hAnsi="Calibri"/>
+                <w:sz w:val="20"/>
+              </w:rPr>
+              <w:t xml:space="default">OA</w:t>
+            </w:r>
+          </w:p>
+        </w:tc>
+        <w:tc>
+          <w:tcPr>
+            <w:tcBorders>
+              <w:top w:val="single" w:space="0" w:color="D3D3D3"/>
+              <w:bottom w:val="single" w:space="0" w:color="D3D3D3"/>
+              <w:start w:val="single" w:space="0" w:color="D3D3D3"/>
+              <w:end w:val="single" w:space="0" w:color="D3D3D3"/>
+            </w:tcBorders>
+          </w:tcPr>
+          <w:p>
+            <w:pPr>
+              <w:spacing w:before="0" w:after="60"/>
+              <w:keepNext/>
               <w:jc w:val="end"/>
             </w:pPr>
             <w:r>
@@ -1578,151 +1462,127 @@
                 <w:rFonts w:ascii="Calibri" w:hAnsi="Calibri"/>
                 <w:sz w:val="20"/>
               </w:rPr>
-              <w:t xml:space="default">OA</w:t>
-            </w:r>
-          </w:p>
-        </w:tc>
-        <w:tc>
-          <w:tcPr>
-            <w:tcBorders>
-              <w:top w:val="single" w:space="0" w:color="D3D3D3"/>
-              <w:bottom w:val="single" w:space="0" w:color="D3D3D3"/>
-              <w:start w:val="single" w:space="0" w:color="D3D3D3"/>
-              <w:end w:val="single" w:space="0" w:color="D3D3D3"/>
-            </w:tcBorders>
-          </w:tcPr>
-          <w:p>
-            <w:pPr>
-              <w:spacing w:before="0" w:after="60"/>
-              <w:keepNext/>
-              <w:jc w:val="start"/>
-            </w:pPr>
-            <w:r>
-              <w:rPr>
-                <w:rFonts w:ascii="Calibri" w:hAnsi="Calibri"/>
-                <w:sz w:val="20"/>
-              </w:rPr>
-              <w:t xml:space="default">26.8 ± 0.3 (4)</w:t>
-            </w:r>
-          </w:p>
-        </w:tc>
-        <w:tc>
-          <w:tcPr>
-            <w:tcBorders>
-              <w:top w:val="single" w:space="0" w:color="D3D3D3"/>
-              <w:bottom w:val="single" w:space="0" w:color="D3D3D3"/>
-              <w:start w:val="single" w:space="0" w:color="D3D3D3"/>
-              <w:end w:val="single" w:space="0" w:color="D3D3D3"/>
-            </w:tcBorders>
-          </w:tcPr>
-          <w:p>
-            <w:pPr>
-              <w:spacing w:before="0" w:after="60"/>
-              <w:keepNext/>
-              <w:jc w:val="start"/>
-            </w:pPr>
-            <w:r>
-              <w:rPr>
-                <w:rFonts w:ascii="Calibri" w:hAnsi="Calibri"/>
-                <w:sz w:val="20"/>
-              </w:rPr>
-              <w:t xml:space="default">34.95 ± 0.02 (4)</w:t>
-            </w:r>
-          </w:p>
-        </w:tc>
-        <w:tc>
-          <w:tcPr>
-            <w:tcBorders>
-              <w:top w:val="single" w:space="0" w:color="D3D3D3"/>
-              <w:bottom w:val="single" w:space="0" w:color="D3D3D3"/>
-              <w:start w:val="single" w:space="0" w:color="D3D3D3"/>
-              <w:end w:val="single" w:space="0" w:color="D3D3D3"/>
-            </w:tcBorders>
-          </w:tcPr>
-          <w:p>
-            <w:pPr>
-              <w:spacing w:before="0" w:after="60"/>
-              <w:keepNext/>
-              <w:jc w:val="start"/>
-            </w:pPr>
-            <w:r>
-              <w:rPr>
-                <w:rFonts w:ascii="Calibri" w:hAnsi="Calibri"/>
-                <w:sz w:val="20"/>
-              </w:rPr>
-              <w:t xml:space="default">7.81 ± 0.01 (4)</w:t>
-            </w:r>
-          </w:p>
-        </w:tc>
-        <w:tc>
-          <w:tcPr>
-            <w:tcBorders>
-              <w:top w:val="single" w:space="0" w:color="D3D3D3"/>
-              <w:bottom w:val="single" w:space="0" w:color="D3D3D3"/>
-              <w:start w:val="single" w:space="0" w:color="D3D3D3"/>
-              <w:end w:val="single" w:space="0" w:color="D3D3D3"/>
-            </w:tcBorders>
-          </w:tcPr>
-          <w:p>
-            <w:pPr>
-              <w:spacing w:before="0" w:after="60"/>
-              <w:keepNext/>
-              <w:jc w:val="start"/>
-            </w:pPr>
-            <w:r>
-              <w:rPr>
-                <w:rFonts w:ascii="Calibri" w:hAnsi="Calibri"/>
-                <w:sz w:val="20"/>
-              </w:rPr>
-              <w:t xml:space="default">2167.8 ± 4.9 (4)</w:t>
-            </w:r>
-          </w:p>
-        </w:tc>
-        <w:tc>
-          <w:tcPr>
-            <w:tcBorders>
-              <w:top w:val="single" w:space="0" w:color="D3D3D3"/>
-              <w:bottom w:val="single" w:space="0" w:color="D3D3D3"/>
-              <w:start w:val="single" w:space="0" w:color="D3D3D3"/>
-              <w:end w:val="single" w:space="0" w:color="D3D3D3"/>
-            </w:tcBorders>
-          </w:tcPr>
-          <w:p>
-            <w:pPr>
-              <w:spacing w:before="0" w:after="60"/>
-              <w:keepNext/>
-              <w:jc w:val="start"/>
-            </w:pPr>
-            <w:r>
-              <w:rPr>
-                <w:rFonts w:ascii="Calibri" w:hAnsi="Calibri"/>
-                <w:sz w:val="20"/>
-              </w:rPr>
-              <w:t xml:space="default">703 ± 23 (4)</w:t>
-            </w:r>
-          </w:p>
-        </w:tc>
-        <w:tc>
-          <w:tcPr>
-            <w:tcBorders>
-              <w:top w:val="single" w:space="0" w:color="D3D3D3"/>
-              <w:bottom w:val="single" w:space="0" w:color="D3D3D3"/>
-              <w:start w:val="single" w:space="0" w:color="D3D3D3"/>
-              <w:end w:val="single" w:space="0" w:color="D3D3D3"/>
-            </w:tcBorders>
-          </w:tcPr>
-          <w:p>
-            <w:pPr>
-              <w:spacing w:before="0" w:after="60"/>
-              <w:keepNext/>
-              <w:jc w:val="start"/>
-            </w:pPr>
-            <w:r>
-              <w:rPr>
-                <w:rFonts w:ascii="Calibri" w:hAnsi="Calibri"/>
-                <w:sz w:val="20"/>
-              </w:rPr>
-              <w:t xml:space="default">2.21 ± 0.06 (4)</w:t>
+              <w:t xml:space="default">27.0 ± 0.4</w:t>
+            </w:r>
+          </w:p>
+        </w:tc>
+        <w:tc>
+          <w:tcPr>
+            <w:tcBorders>
+              <w:top w:val="single" w:space="0" w:color="D3D3D3"/>
+              <w:bottom w:val="single" w:space="0" w:color="D3D3D3"/>
+              <w:start w:val="single" w:space="0" w:color="D3D3D3"/>
+              <w:end w:val="single" w:space="0" w:color="D3D3D3"/>
+            </w:tcBorders>
+          </w:tcPr>
+          <w:p>
+            <w:pPr>
+              <w:spacing w:before="0" w:after="60"/>
+              <w:keepNext/>
+              <w:jc w:val="start"/>
+            </w:pPr>
+            <w:r>
+              <w:rPr>
+                <w:rFonts w:ascii="Calibri" w:hAnsi="Calibri"/>
+                <w:sz w:val="20"/>
+              </w:rPr>
+              <w:t xml:space="default">34.96 ± 0.12</w:t>
+            </w:r>
+          </w:p>
+        </w:tc>
+        <w:tc>
+          <w:tcPr>
+            <w:tcBorders>
+              <w:top w:val="single" w:space="0" w:color="D3D3D3"/>
+              <w:bottom w:val="single" w:space="0" w:color="D3D3D3"/>
+              <w:start w:val="single" w:space="0" w:color="D3D3D3"/>
+              <w:end w:val="single" w:space="0" w:color="D3D3D3"/>
+            </w:tcBorders>
+          </w:tcPr>
+          <w:p>
+            <w:pPr>
+              <w:spacing w:before="0" w:after="60"/>
+              <w:keepNext/>
+              <w:jc w:val="start"/>
+            </w:pPr>
+            <w:r>
+              <w:rPr>
+                <w:rFonts w:ascii="Calibri" w:hAnsi="Calibri"/>
+                <w:sz w:val="20"/>
+              </w:rPr>
+              <w:t xml:space="default">7.79 ± 0.04</w:t>
+            </w:r>
+          </w:p>
+        </w:tc>
+        <w:tc>
+          <w:tcPr>
+            <w:tcBorders>
+              <w:top w:val="single" w:space="0" w:color="D3D3D3"/>
+              <w:bottom w:val="single" w:space="0" w:color="D3D3D3"/>
+              <w:start w:val="single" w:space="0" w:color="D3D3D3"/>
+              <w:end w:val="single" w:space="0" w:color="D3D3D3"/>
+            </w:tcBorders>
+          </w:tcPr>
+          <w:p>
+            <w:pPr>
+              <w:spacing w:before="0" w:after="60"/>
+              <w:keepNext/>
+              <w:jc w:val="start"/>
+            </w:pPr>
+            <w:r>
+              <w:rPr>
+                <w:rFonts w:ascii="Calibri" w:hAnsi="Calibri"/>
+                <w:sz w:val="20"/>
+              </w:rPr>
+              <w:t xml:space="default">2167.8 ± 9.8</w:t>
+            </w:r>
+          </w:p>
+        </w:tc>
+        <w:tc>
+          <w:tcPr>
+            <w:tcBorders>
+              <w:top w:val="single" w:space="0" w:color="D3D3D3"/>
+              <w:bottom w:val="single" w:space="0" w:color="D3D3D3"/>
+              <w:start w:val="single" w:space="0" w:color="D3D3D3"/>
+              <w:end w:val="single" w:space="0" w:color="D3D3D3"/>
+            </w:tcBorders>
+          </w:tcPr>
+          <w:p>
+            <w:pPr>
+              <w:spacing w:before="0" w:after="60"/>
+              <w:keepNext/>
+              <w:jc w:val="start"/>
+            </w:pPr>
+            <w:r>
+              <w:rPr>
+                <w:rFonts w:ascii="Calibri" w:hAnsi="Calibri"/>
+                <w:sz w:val="20"/>
+              </w:rPr>
+              <w:t xml:space="default">703 ± 46</w:t>
+            </w:r>
+          </w:p>
+        </w:tc>
+        <w:tc>
+          <w:tcPr>
+            <w:tcBorders>
+              <w:top w:val="single" w:space="0" w:color="D3D3D3"/>
+              <w:bottom w:val="single" w:space="0" w:color="D3D3D3"/>
+              <w:start w:val="single" w:space="0" w:color="D3D3D3"/>
+              <w:end w:val="single" w:space="0" w:color="D3D3D3"/>
+            </w:tcBorders>
+          </w:tcPr>
+          <w:p>
+            <w:pPr>
+              <w:spacing w:before="0" w:after="60"/>
+              <w:keepNext/>
+              <w:jc w:val="start"/>
+            </w:pPr>
+            <w:r>
+              <w:rPr>
+                <w:rFonts w:ascii="Calibri" w:hAnsi="Calibri"/>
+                <w:sz w:val="20"/>
+              </w:rPr>
+              <w:t xml:space="default">2.21 ± 0.12</w:t>
             </w:r>
           </w:p>
         </w:tc>
@@ -1768,6 +1628,30 @@
             <w:pPr>
               <w:spacing w:before="0" w:after="60"/>
               <w:keepNext/>
+              <w:jc w:val="start"/>
+            </w:pPr>
+            <w:r>
+              <w:rPr>
+                <w:rFonts w:ascii="Calibri" w:hAnsi="Calibri"/>
+                <w:sz w:val="20"/>
+              </w:rPr>
+              <w:t xml:space="default">Amb.</w:t>
+            </w:r>
+          </w:p>
+        </w:tc>
+        <w:tc>
+          <w:tcPr>
+            <w:tcBorders>
+              <w:top w:val="single" w:space="0" w:color="D3D3D3"/>
+              <w:bottom w:val="single" w:space="0" w:color="D3D3D3"/>
+              <w:start w:val="single" w:space="0" w:color="D3D3D3"/>
+              <w:end w:val="single" w:space="0" w:color="D3D3D3"/>
+            </w:tcBorders>
+          </w:tcPr>
+          <w:p>
+            <w:pPr>
+              <w:spacing w:before="0" w:after="60"/>
+              <w:keepNext/>
               <w:jc w:val="end"/>
             </w:pPr>
             <w:r>
@@ -1799,151 +1683,127 @@
                 <w:rFonts w:ascii="Calibri" w:hAnsi="Calibri"/>
                 <w:sz w:val="20"/>
               </w:rPr>
-              <w:t xml:space="default">Ambient</w:t>
-            </w:r>
-          </w:p>
-        </w:tc>
-        <w:tc>
-          <w:tcPr>
-            <w:tcBorders>
-              <w:top w:val="single" w:space="0" w:color="D3D3D3"/>
-              <w:bottom w:val="single" w:space="0" w:color="D3D3D3"/>
-              <w:start w:val="single" w:space="0" w:color="D3D3D3"/>
-              <w:end w:val="single" w:space="0" w:color="D3D3D3"/>
-            </w:tcBorders>
-          </w:tcPr>
-          <w:p>
-            <w:pPr>
-              <w:spacing w:before="0" w:after="60"/>
-              <w:keepNext/>
-              <w:jc w:val="start"/>
-            </w:pPr>
-            <w:r>
-              <w:rPr>
-                <w:rFonts w:ascii="Calibri" w:hAnsi="Calibri"/>
-                <w:sz w:val="20"/>
-              </w:rPr>
-              <w:t xml:space="default">23.9 ± 0.2 (7)</w:t>
-            </w:r>
-          </w:p>
-        </w:tc>
-        <w:tc>
-          <w:tcPr>
-            <w:tcBorders>
-              <w:top w:val="single" w:space="0" w:color="D3D3D3"/>
-              <w:bottom w:val="single" w:space="0" w:color="D3D3D3"/>
-              <w:start w:val="single" w:space="0" w:color="D3D3D3"/>
-              <w:end w:val="single" w:space="0" w:color="D3D3D3"/>
-            </w:tcBorders>
-          </w:tcPr>
-          <w:p>
-            <w:pPr>
-              <w:spacing w:before="0" w:after="60"/>
-              <w:keepNext/>
-              <w:jc w:val="start"/>
-            </w:pPr>
-            <w:r>
-              <w:rPr>
-                <w:rFonts w:ascii="Calibri" w:hAnsi="Calibri"/>
-                <w:sz w:val="20"/>
-              </w:rPr>
-              <w:t xml:space="default">34.72 ± 0.07 (7)</w:t>
-            </w:r>
-          </w:p>
-        </w:tc>
-        <w:tc>
-          <w:tcPr>
-            <w:tcBorders>
-              <w:top w:val="single" w:space="0" w:color="D3D3D3"/>
-              <w:bottom w:val="single" w:space="0" w:color="D3D3D3"/>
-              <w:start w:val="single" w:space="0" w:color="D3D3D3"/>
-              <w:end w:val="single" w:space="0" w:color="D3D3D3"/>
-            </w:tcBorders>
-          </w:tcPr>
-          <w:p>
-            <w:pPr>
-              <w:spacing w:before="0" w:after="60"/>
-              <w:keepNext/>
-              <w:jc w:val="start"/>
-            </w:pPr>
-            <w:r>
-              <w:rPr>
-                <w:rFonts w:ascii="Calibri" w:hAnsi="Calibri"/>
-                <w:sz w:val="20"/>
-              </w:rPr>
-              <w:t xml:space="default">8.10 ± 0.02 (7)</w:t>
-            </w:r>
-          </w:p>
-        </w:tc>
-        <w:tc>
-          <w:tcPr>
-            <w:tcBorders>
-              <w:top w:val="single" w:space="0" w:color="D3D3D3"/>
-              <w:bottom w:val="single" w:space="0" w:color="D3D3D3"/>
-              <w:start w:val="single" w:space="0" w:color="D3D3D3"/>
-              <w:end w:val="single" w:space="0" w:color="D3D3D3"/>
-            </w:tcBorders>
-          </w:tcPr>
-          <w:p>
-            <w:pPr>
-              <w:spacing w:before="0" w:after="60"/>
-              <w:keepNext/>
-              <w:jc w:val="start"/>
-            </w:pPr>
-            <w:r>
-              <w:rPr>
-                <w:rFonts w:ascii="Calibri" w:hAnsi="Calibri"/>
-                <w:sz w:val="20"/>
-              </w:rPr>
-              <w:t xml:space="default">2180.8 ± 3.5 (7)</w:t>
-            </w:r>
-          </w:p>
-        </w:tc>
-        <w:tc>
-          <w:tcPr>
-            <w:tcBorders>
-              <w:top w:val="single" w:space="0" w:color="D3D3D3"/>
-              <w:bottom w:val="single" w:space="0" w:color="D3D3D3"/>
-              <w:start w:val="single" w:space="0" w:color="D3D3D3"/>
-              <w:end w:val="single" w:space="0" w:color="D3D3D3"/>
-            </w:tcBorders>
-          </w:tcPr>
-          <w:p>
-            <w:pPr>
-              <w:spacing w:before="0" w:after="60"/>
-              <w:keepNext/>
-              <w:jc w:val="start"/>
-            </w:pPr>
-            <w:r>
-              <w:rPr>
-                <w:rFonts w:ascii="Calibri" w:hAnsi="Calibri"/>
-                <w:sz w:val="20"/>
-              </w:rPr>
-              <w:t xml:space="default">327 ± 15 (7)</w:t>
-            </w:r>
-          </w:p>
-        </w:tc>
-        <w:tc>
-          <w:tcPr>
-            <w:tcBorders>
-              <w:top w:val="single" w:space="0" w:color="D3D3D3"/>
-              <w:bottom w:val="single" w:space="0" w:color="D3D3D3"/>
-              <w:start w:val="single" w:space="0" w:color="D3D3D3"/>
-              <w:end w:val="single" w:space="0" w:color="D3D3D3"/>
-            </w:tcBorders>
-          </w:tcPr>
-          <w:p>
-            <w:pPr>
-              <w:spacing w:before="0" w:after="60"/>
-              <w:keepNext/>
-              <w:jc w:val="start"/>
-            </w:pPr>
-            <w:r>
-              <w:rPr>
-                <w:rFonts w:ascii="Calibri" w:hAnsi="Calibri"/>
-                <w:sz w:val="20"/>
-              </w:rPr>
-              <w:t xml:space="default">3.38 ± 0.09 (7)</w:t>
+              <w:t xml:space="default">23.9 ± 0.5</w:t>
+            </w:r>
+          </w:p>
+        </w:tc>
+        <w:tc>
+          <w:tcPr>
+            <w:tcBorders>
+              <w:top w:val="single" w:space="0" w:color="D3D3D3"/>
+              <w:bottom w:val="single" w:space="0" w:color="D3D3D3"/>
+              <w:start w:val="single" w:space="0" w:color="D3D3D3"/>
+              <w:end w:val="single" w:space="0" w:color="D3D3D3"/>
+            </w:tcBorders>
+          </w:tcPr>
+          <w:p>
+            <w:pPr>
+              <w:spacing w:before="0" w:after="60"/>
+              <w:keepNext/>
+              <w:jc w:val="start"/>
+            </w:pPr>
+            <w:r>
+              <w:rPr>
+                <w:rFonts w:ascii="Calibri" w:hAnsi="Calibri"/>
+                <w:sz w:val="20"/>
+              </w:rPr>
+              <w:t xml:space="default">34.74 ± 0.13</w:t>
+            </w:r>
+          </w:p>
+        </w:tc>
+        <w:tc>
+          <w:tcPr>
+            <w:tcBorders>
+              <w:top w:val="single" w:space="0" w:color="D3D3D3"/>
+              <w:bottom w:val="single" w:space="0" w:color="D3D3D3"/>
+              <w:start w:val="single" w:space="0" w:color="D3D3D3"/>
+              <w:end w:val="single" w:space="0" w:color="D3D3D3"/>
+            </w:tcBorders>
+          </w:tcPr>
+          <w:p>
+            <w:pPr>
+              <w:spacing w:before="0" w:after="60"/>
+              <w:keepNext/>
+              <w:jc w:val="start"/>
+            </w:pPr>
+            <w:r>
+              <w:rPr>
+                <w:rFonts w:ascii="Calibri" w:hAnsi="Calibri"/>
+                <w:sz w:val="20"/>
+              </w:rPr>
+              <w:t xml:space="default">8.11 ± 0.04</w:t>
+            </w:r>
+          </w:p>
+        </w:tc>
+        <w:tc>
+          <w:tcPr>
+            <w:tcBorders>
+              <w:top w:val="single" w:space="0" w:color="D3D3D3"/>
+              <w:bottom w:val="single" w:space="0" w:color="D3D3D3"/>
+              <w:start w:val="single" w:space="0" w:color="D3D3D3"/>
+              <w:end w:val="single" w:space="0" w:color="D3D3D3"/>
+            </w:tcBorders>
+          </w:tcPr>
+          <w:p>
+            <w:pPr>
+              <w:spacing w:before="0" w:after="60"/>
+              <w:keepNext/>
+              <w:jc w:val="start"/>
+            </w:pPr>
+            <w:r>
+              <w:rPr>
+                <w:rFonts w:ascii="Calibri" w:hAnsi="Calibri"/>
+                <w:sz w:val="20"/>
+              </w:rPr>
+              <w:t xml:space="default">2180.8 ± 9.3</w:t>
+            </w:r>
+          </w:p>
+        </w:tc>
+        <w:tc>
+          <w:tcPr>
+            <w:tcBorders>
+              <w:top w:val="single" w:space="0" w:color="D3D3D3"/>
+              <w:bottom w:val="single" w:space="0" w:color="D3D3D3"/>
+              <w:start w:val="single" w:space="0" w:color="D3D3D3"/>
+              <w:end w:val="single" w:space="0" w:color="D3D3D3"/>
+            </w:tcBorders>
+          </w:tcPr>
+          <w:p>
+            <w:pPr>
+              <w:spacing w:before="0" w:after="60"/>
+              <w:keepNext/>
+              <w:jc w:val="start"/>
+            </w:pPr>
+            <w:r>
+              <w:rPr>
+                <w:rFonts w:ascii="Calibri" w:hAnsi="Calibri"/>
+                <w:sz w:val="20"/>
+              </w:rPr>
+              <w:t xml:space="default">327 ± 39</w:t>
+            </w:r>
+          </w:p>
+        </w:tc>
+        <w:tc>
+          <w:tcPr>
+            <w:tcBorders>
+              <w:top w:val="single" w:space="0" w:color="D3D3D3"/>
+              <w:bottom w:val="single" w:space="0" w:color="D3D3D3"/>
+              <w:start w:val="single" w:space="0" w:color="D3D3D3"/>
+              <w:end w:val="single" w:space="0" w:color="D3D3D3"/>
+            </w:tcBorders>
+          </w:tcPr>
+          <w:p>
+            <w:pPr>
+              <w:spacing w:before="0" w:after="60"/>
+              <w:keepNext/>
+              <w:jc w:val="start"/>
+            </w:pPr>
+            <w:r>
+              <w:rPr>
+                <w:rFonts w:ascii="Calibri" w:hAnsi="Calibri"/>
+                <w:sz w:val="20"/>
+              </w:rPr>
+              <w:t xml:space="default">3.38 ± 0.25</w:t>
             </w:r>
           </w:p>
         </w:tc>
@@ -1989,6 +1849,30 @@
             <w:pPr>
               <w:spacing w:before="0" w:after="60"/>
               <w:keepNext/>
+              <w:jc w:val="start"/>
+            </w:pPr>
+            <w:r>
+              <w:rPr>
+                <w:rFonts w:ascii="Calibri" w:hAnsi="Calibri"/>
+                <w:sz w:val="20"/>
+              </w:rPr>
+              <w:t xml:space="default">Amb.</w:t>
+            </w:r>
+          </w:p>
+        </w:tc>
+        <w:tc>
+          <w:tcPr>
+            <w:tcBorders>
+              <w:top w:val="single" w:space="0" w:color="D3D3D3"/>
+              <w:bottom w:val="single" w:space="0" w:color="D3D3D3"/>
+              <w:start w:val="single" w:space="0" w:color="D3D3D3"/>
+              <w:end w:val="single" w:space="0" w:color="D3D3D3"/>
+            </w:tcBorders>
+          </w:tcPr>
+          <w:p>
+            <w:pPr>
+              <w:spacing w:before="0" w:after="60"/>
+              <w:keepNext/>
               <w:jc w:val="end"/>
             </w:pPr>
             <w:r>
@@ -2020,151 +1904,127 @@
                 <w:rFonts w:ascii="Calibri" w:hAnsi="Calibri"/>
                 <w:sz w:val="20"/>
               </w:rPr>
-              <w:t xml:space="default">Ambient</w:t>
-            </w:r>
-          </w:p>
-        </w:tc>
-        <w:tc>
-          <w:tcPr>
-            <w:tcBorders>
-              <w:top w:val="single" w:space="0" w:color="D3D3D3"/>
-              <w:bottom w:val="single" w:space="0" w:color="D3D3D3"/>
-              <w:start w:val="single" w:space="0" w:color="D3D3D3"/>
-              <w:end w:val="single" w:space="0" w:color="D3D3D3"/>
-            </w:tcBorders>
-          </w:tcPr>
-          <w:p>
-            <w:pPr>
-              <w:spacing w:before="0" w:after="60"/>
-              <w:keepNext/>
-              <w:jc w:val="start"/>
-            </w:pPr>
-            <w:r>
-              <w:rPr>
-                <w:rFonts w:ascii="Calibri" w:hAnsi="Calibri"/>
-                <w:sz w:val="20"/>
-              </w:rPr>
-              <w:t xml:space="default">23.9 ± 0.2 (7)</w:t>
-            </w:r>
-          </w:p>
-        </w:tc>
-        <w:tc>
-          <w:tcPr>
-            <w:tcBorders>
-              <w:top w:val="single" w:space="0" w:color="D3D3D3"/>
-              <w:bottom w:val="single" w:space="0" w:color="D3D3D3"/>
-              <w:start w:val="single" w:space="0" w:color="D3D3D3"/>
-              <w:end w:val="single" w:space="0" w:color="D3D3D3"/>
-            </w:tcBorders>
-          </w:tcPr>
-          <w:p>
-            <w:pPr>
-              <w:spacing w:before="0" w:after="60"/>
-              <w:keepNext/>
-              <w:jc w:val="start"/>
-            </w:pPr>
-            <w:r>
-              <w:rPr>
-                <w:rFonts w:ascii="Calibri" w:hAnsi="Calibri"/>
-                <w:sz w:val="20"/>
-              </w:rPr>
-              <w:t xml:space="default">34.72 ± 0.07 (7)</w:t>
-            </w:r>
-          </w:p>
-        </w:tc>
-        <w:tc>
-          <w:tcPr>
-            <w:tcBorders>
-              <w:top w:val="single" w:space="0" w:color="D3D3D3"/>
-              <w:bottom w:val="single" w:space="0" w:color="D3D3D3"/>
-              <w:start w:val="single" w:space="0" w:color="D3D3D3"/>
-              <w:end w:val="single" w:space="0" w:color="D3D3D3"/>
-            </w:tcBorders>
-          </w:tcPr>
-          <w:p>
-            <w:pPr>
-              <w:spacing w:before="0" w:after="60"/>
-              <w:keepNext/>
-              <w:jc w:val="start"/>
-            </w:pPr>
-            <w:r>
-              <w:rPr>
-                <w:rFonts w:ascii="Calibri" w:hAnsi="Calibri"/>
-                <w:sz w:val="20"/>
-              </w:rPr>
-              <w:t xml:space="default">8.09 ± 0.02 (7)</w:t>
-            </w:r>
-          </w:p>
-        </w:tc>
-        <w:tc>
-          <w:tcPr>
-            <w:tcBorders>
-              <w:top w:val="single" w:space="0" w:color="D3D3D3"/>
-              <w:bottom w:val="single" w:space="0" w:color="D3D3D3"/>
-              <w:start w:val="single" w:space="0" w:color="D3D3D3"/>
-              <w:end w:val="single" w:space="0" w:color="D3D3D3"/>
-            </w:tcBorders>
-          </w:tcPr>
-          <w:p>
-            <w:pPr>
-              <w:spacing w:before="0" w:after="60"/>
-              <w:keepNext/>
-              <w:jc w:val="start"/>
-            </w:pPr>
-            <w:r>
-              <w:rPr>
-                <w:rFonts w:ascii="Calibri" w:hAnsi="Calibri"/>
-                <w:sz w:val="20"/>
-              </w:rPr>
-              <w:t xml:space="default">2176.5 ± 6.1 (7)</w:t>
-            </w:r>
-          </w:p>
-        </w:tc>
-        <w:tc>
-          <w:tcPr>
-            <w:tcBorders>
-              <w:top w:val="single" w:space="0" w:color="D3D3D3"/>
-              <w:bottom w:val="single" w:space="0" w:color="D3D3D3"/>
-              <w:start w:val="single" w:space="0" w:color="D3D3D3"/>
-              <w:end w:val="single" w:space="0" w:color="D3D3D3"/>
-            </w:tcBorders>
-          </w:tcPr>
-          <w:p>
-            <w:pPr>
-              <w:spacing w:before="0" w:after="60"/>
-              <w:keepNext/>
-              <w:jc w:val="start"/>
-            </w:pPr>
-            <w:r>
-              <w:rPr>
-                <w:rFonts w:ascii="Calibri" w:hAnsi="Calibri"/>
-                <w:sz w:val="20"/>
-              </w:rPr>
-              <w:t xml:space="default">331 ± 14 (7)</w:t>
-            </w:r>
-          </w:p>
-        </w:tc>
-        <w:tc>
-          <w:tcPr>
-            <w:tcBorders>
-              <w:top w:val="single" w:space="0" w:color="D3D3D3"/>
-              <w:bottom w:val="single" w:space="0" w:color="D3D3D3"/>
-              <w:start w:val="single" w:space="0" w:color="D3D3D3"/>
-              <w:end w:val="single" w:space="0" w:color="D3D3D3"/>
-            </w:tcBorders>
-          </w:tcPr>
-          <w:p>
-            <w:pPr>
-              <w:spacing w:before="0" w:after="60"/>
-              <w:keepNext/>
-              <w:jc w:val="start"/>
-            </w:pPr>
-            <w:r>
-              <w:rPr>
-                <w:rFonts w:ascii="Calibri" w:hAnsi="Calibri"/>
-                <w:sz w:val="20"/>
-              </w:rPr>
-              <w:t xml:space="default">3.34 ± 0.09 (7)</w:t>
+              <w:t xml:space="default">23.9 ± 0.5</w:t>
+            </w:r>
+          </w:p>
+        </w:tc>
+        <w:tc>
+          <w:tcPr>
+            <w:tcBorders>
+              <w:top w:val="single" w:space="0" w:color="D3D3D3"/>
+              <w:bottom w:val="single" w:space="0" w:color="D3D3D3"/>
+              <w:start w:val="single" w:space="0" w:color="D3D3D3"/>
+              <w:end w:val="single" w:space="0" w:color="D3D3D3"/>
+            </w:tcBorders>
+          </w:tcPr>
+          <w:p>
+            <w:pPr>
+              <w:spacing w:before="0" w:after="60"/>
+              <w:keepNext/>
+              <w:jc w:val="start"/>
+            </w:pPr>
+            <w:r>
+              <w:rPr>
+                <w:rFonts w:ascii="Calibri" w:hAnsi="Calibri"/>
+                <w:sz w:val="20"/>
+              </w:rPr>
+              <w:t xml:space="default">34.74 ± 0.13</w:t>
+            </w:r>
+          </w:p>
+        </w:tc>
+        <w:tc>
+          <w:tcPr>
+            <w:tcBorders>
+              <w:top w:val="single" w:space="0" w:color="D3D3D3"/>
+              <w:bottom w:val="single" w:space="0" w:color="D3D3D3"/>
+              <w:start w:val="single" w:space="0" w:color="D3D3D3"/>
+              <w:end w:val="single" w:space="0" w:color="D3D3D3"/>
+            </w:tcBorders>
+          </w:tcPr>
+          <w:p>
+            <w:pPr>
+              <w:spacing w:before="0" w:after="60"/>
+              <w:keepNext/>
+              <w:jc w:val="start"/>
+            </w:pPr>
+            <w:r>
+              <w:rPr>
+                <w:rFonts w:ascii="Calibri" w:hAnsi="Calibri"/>
+                <w:sz w:val="20"/>
+              </w:rPr>
+              <w:t xml:space="default">8.10 ± 0.04</w:t>
+            </w:r>
+          </w:p>
+        </w:tc>
+        <w:tc>
+          <w:tcPr>
+            <w:tcBorders>
+              <w:top w:val="single" w:space="0" w:color="D3D3D3"/>
+              <w:bottom w:val="single" w:space="0" w:color="D3D3D3"/>
+              <w:start w:val="single" w:space="0" w:color="D3D3D3"/>
+              <w:end w:val="single" w:space="0" w:color="D3D3D3"/>
+            </w:tcBorders>
+          </w:tcPr>
+          <w:p>
+            <w:pPr>
+              <w:spacing w:before="0" w:after="60"/>
+              <w:keepNext/>
+              <w:jc w:val="start"/>
+            </w:pPr>
+            <w:r>
+              <w:rPr>
+                <w:rFonts w:ascii="Calibri" w:hAnsi="Calibri"/>
+                <w:sz w:val="20"/>
+              </w:rPr>
+              <w:t xml:space="default">2176.5 ± 16.1</w:t>
+            </w:r>
+          </w:p>
+        </w:tc>
+        <w:tc>
+          <w:tcPr>
+            <w:tcBorders>
+              <w:top w:val="single" w:space="0" w:color="D3D3D3"/>
+              <w:bottom w:val="single" w:space="0" w:color="D3D3D3"/>
+              <w:start w:val="single" w:space="0" w:color="D3D3D3"/>
+              <w:end w:val="single" w:space="0" w:color="D3D3D3"/>
+            </w:tcBorders>
+          </w:tcPr>
+          <w:p>
+            <w:pPr>
+              <w:spacing w:before="0" w:after="60"/>
+              <w:keepNext/>
+              <w:jc w:val="start"/>
+            </w:pPr>
+            <w:r>
+              <w:rPr>
+                <w:rFonts w:ascii="Calibri" w:hAnsi="Calibri"/>
+                <w:sz w:val="20"/>
+              </w:rPr>
+              <w:t xml:space="default">331 ± 37</w:t>
+            </w:r>
+          </w:p>
+        </w:tc>
+        <w:tc>
+          <w:tcPr>
+            <w:tcBorders>
+              <w:top w:val="single" w:space="0" w:color="D3D3D3"/>
+              <w:bottom w:val="single" w:space="0" w:color="D3D3D3"/>
+              <w:start w:val="single" w:space="0" w:color="D3D3D3"/>
+              <w:end w:val="single" w:space="0" w:color="D3D3D3"/>
+            </w:tcBorders>
+          </w:tcPr>
+          <w:p>
+            <w:pPr>
+              <w:spacing w:before="0" w:after="60"/>
+              <w:keepNext/>
+              <w:jc w:val="start"/>
+            </w:pPr>
+            <w:r>
+              <w:rPr>
+                <w:rFonts w:ascii="Calibri" w:hAnsi="Calibri"/>
+                <w:sz w:val="20"/>
+              </w:rPr>
+              <w:t xml:space="default">3.34 ± 0.24</w:t>
             </w:r>
           </w:p>
         </w:tc>
@@ -2210,6 +2070,30 @@
             <w:pPr>
               <w:spacing w:before="0" w:after="60"/>
               <w:keepNext/>
+              <w:jc w:val="start"/>
+            </w:pPr>
+            <w:r>
+              <w:rPr>
+                <w:rFonts w:ascii="Calibri" w:hAnsi="Calibri"/>
+                <w:sz w:val="20"/>
+              </w:rPr>
+              <w:t xml:space="default">Amb.</w:t>
+            </w:r>
+          </w:p>
+        </w:tc>
+        <w:tc>
+          <w:tcPr>
+            <w:tcBorders>
+              <w:top w:val="single" w:space="0" w:color="D3D3D3"/>
+              <w:bottom w:val="single" w:space="0" w:color="D3D3D3"/>
+              <w:start w:val="single" w:space="0" w:color="D3D3D3"/>
+              <w:end w:val="single" w:space="0" w:color="D3D3D3"/>
+            </w:tcBorders>
+          </w:tcPr>
+          <w:p>
+            <w:pPr>
+              <w:spacing w:before="0" w:after="60"/>
+              <w:keepNext/>
               <w:jc w:val="end"/>
             </w:pPr>
             <w:r>
@@ -2241,151 +2125,127 @@
                 <w:rFonts w:ascii="Calibri" w:hAnsi="Calibri"/>
                 <w:sz w:val="20"/>
               </w:rPr>
-              <w:t xml:space="default">Ambient</w:t>
-            </w:r>
-          </w:p>
-        </w:tc>
-        <w:tc>
-          <w:tcPr>
-            <w:tcBorders>
-              <w:top w:val="single" w:space="0" w:color="D3D3D3"/>
-              <w:bottom w:val="single" w:space="0" w:color="D3D3D3"/>
-              <w:start w:val="single" w:space="0" w:color="D3D3D3"/>
-              <w:end w:val="single" w:space="0" w:color="D3D3D3"/>
-            </w:tcBorders>
-          </w:tcPr>
-          <w:p>
-            <w:pPr>
-              <w:spacing w:before="0" w:after="60"/>
-              <w:keepNext/>
-              <w:jc w:val="start"/>
-            </w:pPr>
-            <w:r>
-              <w:rPr>
-                <w:rFonts w:ascii="Calibri" w:hAnsi="Calibri"/>
-                <w:sz w:val="20"/>
-              </w:rPr>
-              <w:t xml:space="default">23.9 ± 0.2 (7)</w:t>
-            </w:r>
-          </w:p>
-        </w:tc>
-        <w:tc>
-          <w:tcPr>
-            <w:tcBorders>
-              <w:top w:val="single" w:space="0" w:color="D3D3D3"/>
-              <w:bottom w:val="single" w:space="0" w:color="D3D3D3"/>
-              <w:start w:val="single" w:space="0" w:color="D3D3D3"/>
-              <w:end w:val="single" w:space="0" w:color="D3D3D3"/>
-            </w:tcBorders>
-          </w:tcPr>
-          <w:p>
-            <w:pPr>
-              <w:spacing w:before="0" w:after="60"/>
-              <w:keepNext/>
-              <w:jc w:val="start"/>
-            </w:pPr>
-            <w:r>
-              <w:rPr>
-                <w:rFonts w:ascii="Calibri" w:hAnsi="Calibri"/>
-                <w:sz w:val="20"/>
-              </w:rPr>
-              <w:t xml:space="default">34.72 ± 0.06 (7)</w:t>
-            </w:r>
-          </w:p>
-        </w:tc>
-        <w:tc>
-          <w:tcPr>
-            <w:tcBorders>
-              <w:top w:val="single" w:space="0" w:color="D3D3D3"/>
-              <w:bottom w:val="single" w:space="0" w:color="D3D3D3"/>
-              <w:start w:val="single" w:space="0" w:color="D3D3D3"/>
-              <w:end w:val="single" w:space="0" w:color="D3D3D3"/>
-            </w:tcBorders>
-          </w:tcPr>
-          <w:p>
-            <w:pPr>
-              <w:spacing w:before="0" w:after="60"/>
-              <w:keepNext/>
-              <w:jc w:val="start"/>
-            </w:pPr>
-            <w:r>
-              <w:rPr>
-                <w:rFonts w:ascii="Calibri" w:hAnsi="Calibri"/>
-                <w:sz w:val="20"/>
-              </w:rPr>
-              <w:t xml:space="default">8.11 ± 0.02 (7)</w:t>
-            </w:r>
-          </w:p>
-        </w:tc>
-        <w:tc>
-          <w:tcPr>
-            <w:tcBorders>
-              <w:top w:val="single" w:space="0" w:color="D3D3D3"/>
-              <w:bottom w:val="single" w:space="0" w:color="D3D3D3"/>
-              <w:start w:val="single" w:space="0" w:color="D3D3D3"/>
-              <w:end w:val="single" w:space="0" w:color="D3D3D3"/>
-            </w:tcBorders>
-          </w:tcPr>
-          <w:p>
-            <w:pPr>
-              <w:spacing w:before="0" w:after="60"/>
-              <w:keepNext/>
-              <w:jc w:val="start"/>
-            </w:pPr>
-            <w:r>
-              <w:rPr>
-                <w:rFonts w:ascii="Calibri" w:hAnsi="Calibri"/>
-                <w:sz w:val="20"/>
-              </w:rPr>
-              <w:t xml:space="default">2179.4 ± 3.6 (7)</w:t>
-            </w:r>
-          </w:p>
-        </w:tc>
-        <w:tc>
-          <w:tcPr>
-            <w:tcBorders>
-              <w:top w:val="single" w:space="0" w:color="D3D3D3"/>
-              <w:bottom w:val="single" w:space="0" w:color="D3D3D3"/>
-              <w:start w:val="single" w:space="0" w:color="D3D3D3"/>
-              <w:end w:val="single" w:space="0" w:color="D3D3D3"/>
-            </w:tcBorders>
-          </w:tcPr>
-          <w:p>
-            <w:pPr>
-              <w:spacing w:before="0" w:after="60"/>
-              <w:keepNext/>
-              <w:jc w:val="start"/>
-            </w:pPr>
-            <w:r>
-              <w:rPr>
-                <w:rFonts w:ascii="Calibri" w:hAnsi="Calibri"/>
-                <w:sz w:val="20"/>
-              </w:rPr>
-              <w:t xml:space="default">313 ± 14 (7)</w:t>
-            </w:r>
-          </w:p>
-        </w:tc>
-        <w:tc>
-          <w:tcPr>
-            <w:tcBorders>
-              <w:top w:val="single" w:space="0" w:color="D3D3D3"/>
-              <w:bottom w:val="single" w:space="0" w:color="D3D3D3"/>
-              <w:start w:val="single" w:space="0" w:color="D3D3D3"/>
-              <w:end w:val="single" w:space="0" w:color="D3D3D3"/>
-            </w:tcBorders>
-          </w:tcPr>
-          <w:p>
-            <w:pPr>
-              <w:spacing w:before="0" w:after="60"/>
-              <w:keepNext/>
-              <w:jc w:val="start"/>
-            </w:pPr>
-            <w:r>
-              <w:rPr>
-                <w:rFonts w:ascii="Calibri" w:hAnsi="Calibri"/>
-                <w:sz w:val="20"/>
-              </w:rPr>
-              <w:t xml:space="default">3.47 ± 0.09 (7)</w:t>
+              <w:t xml:space="default">24.0 ± 0.5</w:t>
+            </w:r>
+          </w:p>
+        </w:tc>
+        <w:tc>
+          <w:tcPr>
+            <w:tcBorders>
+              <w:top w:val="single" w:space="0" w:color="D3D3D3"/>
+              <w:bottom w:val="single" w:space="0" w:color="D3D3D3"/>
+              <w:start w:val="single" w:space="0" w:color="D3D3D3"/>
+              <w:end w:val="single" w:space="0" w:color="D3D3D3"/>
+            </w:tcBorders>
+          </w:tcPr>
+          <w:p>
+            <w:pPr>
+              <w:spacing w:before="0" w:after="60"/>
+              <w:keepNext/>
+              <w:jc w:val="start"/>
+            </w:pPr>
+            <w:r>
+              <w:rPr>
+                <w:rFonts w:ascii="Calibri" w:hAnsi="Calibri"/>
+                <w:sz w:val="20"/>
+              </w:rPr>
+              <w:t xml:space="default">34.74 ± 0.12</w:t>
+            </w:r>
+          </w:p>
+        </w:tc>
+        <w:tc>
+          <w:tcPr>
+            <w:tcBorders>
+              <w:top w:val="single" w:space="0" w:color="D3D3D3"/>
+              <w:bottom w:val="single" w:space="0" w:color="D3D3D3"/>
+              <w:start w:val="single" w:space="0" w:color="D3D3D3"/>
+              <w:end w:val="single" w:space="0" w:color="D3D3D3"/>
+            </w:tcBorders>
+          </w:tcPr>
+          <w:p>
+            <w:pPr>
+              <w:spacing w:before="0" w:after="60"/>
+              <w:keepNext/>
+              <w:jc w:val="start"/>
+            </w:pPr>
+            <w:r>
+              <w:rPr>
+                <w:rFonts w:ascii="Calibri" w:hAnsi="Calibri"/>
+                <w:sz w:val="20"/>
+              </w:rPr>
+              <w:t xml:space="default">8.12 ± 0.04</w:t>
+            </w:r>
+          </w:p>
+        </w:tc>
+        <w:tc>
+          <w:tcPr>
+            <w:tcBorders>
+              <w:top w:val="single" w:space="0" w:color="D3D3D3"/>
+              <w:bottom w:val="single" w:space="0" w:color="D3D3D3"/>
+              <w:start w:val="single" w:space="0" w:color="D3D3D3"/>
+              <w:end w:val="single" w:space="0" w:color="D3D3D3"/>
+            </w:tcBorders>
+          </w:tcPr>
+          <w:p>
+            <w:pPr>
+              <w:spacing w:before="0" w:after="60"/>
+              <w:keepNext/>
+              <w:jc w:val="start"/>
+            </w:pPr>
+            <w:r>
+              <w:rPr>
+                <w:rFonts w:ascii="Calibri" w:hAnsi="Calibri"/>
+                <w:sz w:val="20"/>
+              </w:rPr>
+              <w:t xml:space="default">2179.4 ± 9.5</w:t>
+            </w:r>
+          </w:p>
+        </w:tc>
+        <w:tc>
+          <w:tcPr>
+            <w:tcBorders>
+              <w:top w:val="single" w:space="0" w:color="D3D3D3"/>
+              <w:bottom w:val="single" w:space="0" w:color="D3D3D3"/>
+              <w:start w:val="single" w:space="0" w:color="D3D3D3"/>
+              <w:end w:val="single" w:space="0" w:color="D3D3D3"/>
+            </w:tcBorders>
+          </w:tcPr>
+          <w:p>
+            <w:pPr>
+              <w:spacing w:before="0" w:after="60"/>
+              <w:keepNext/>
+              <w:jc w:val="start"/>
+            </w:pPr>
+            <w:r>
+              <w:rPr>
+                <w:rFonts w:ascii="Calibri" w:hAnsi="Calibri"/>
+                <w:sz w:val="20"/>
+              </w:rPr>
+              <w:t xml:space="default">313 ± 37</w:t>
+            </w:r>
+          </w:p>
+        </w:tc>
+        <w:tc>
+          <w:tcPr>
+            <w:tcBorders>
+              <w:top w:val="single" w:space="0" w:color="D3D3D3"/>
+              <w:bottom w:val="single" w:space="0" w:color="D3D3D3"/>
+              <w:start w:val="single" w:space="0" w:color="D3D3D3"/>
+              <w:end w:val="single" w:space="0" w:color="D3D3D3"/>
+            </w:tcBorders>
+          </w:tcPr>
+          <w:p>
+            <w:pPr>
+              <w:spacing w:before="0" w:after="60"/>
+              <w:keepNext/>
+              <w:jc w:val="start"/>
+            </w:pPr>
+            <w:r>
+              <w:rPr>
+                <w:rFonts w:ascii="Calibri" w:hAnsi="Calibri"/>
+                <w:sz w:val="20"/>
+              </w:rPr>
+              <w:t xml:space="default">3.47 ± 0.25</w:t>
             </w:r>
           </w:p>
         </w:tc>
@@ -2431,6 +2291,30 @@
             <w:pPr>
               <w:spacing w:before="0" w:after="60"/>
               <w:keepNext/>
+              <w:jc w:val="start"/>
+            </w:pPr>
+            <w:r>
+              <w:rPr>
+                <w:rFonts w:ascii="Calibri" w:hAnsi="Calibri"/>
+                <w:sz w:val="20"/>
+              </w:rPr>
+              <w:t xml:space="default">OA</w:t>
+            </w:r>
+          </w:p>
+        </w:tc>
+        <w:tc>
+          <w:tcPr>
+            <w:tcBorders>
+              <w:top w:val="single" w:space="0" w:color="D3D3D3"/>
+              <w:bottom w:val="single" w:space="0" w:color="D3D3D3"/>
+              <w:start w:val="single" w:space="0" w:color="D3D3D3"/>
+              <w:end w:val="single" w:space="0" w:color="D3D3D3"/>
+            </w:tcBorders>
+          </w:tcPr>
+          <w:p>
+            <w:pPr>
+              <w:spacing w:before="0" w:after="60"/>
+              <w:keepNext/>
               <w:jc w:val="end"/>
             </w:pPr>
             <w:r>
@@ -2462,151 +2346,127 @@
                 <w:rFonts w:ascii="Calibri" w:hAnsi="Calibri"/>
                 <w:sz w:val="20"/>
               </w:rPr>
-              <w:t xml:space="default">OA</w:t>
-            </w:r>
-          </w:p>
-        </w:tc>
-        <w:tc>
-          <w:tcPr>
-            <w:tcBorders>
-              <w:top w:val="single" w:space="0" w:color="D3D3D3"/>
-              <w:bottom w:val="single" w:space="0" w:color="D3D3D3"/>
-              <w:start w:val="single" w:space="0" w:color="D3D3D3"/>
-              <w:end w:val="single" w:space="0" w:color="D3D3D3"/>
-            </w:tcBorders>
-          </w:tcPr>
-          <w:p>
-            <w:pPr>
-              <w:spacing w:before="0" w:after="60"/>
-              <w:keepNext/>
-              <w:jc w:val="start"/>
-            </w:pPr>
-            <w:r>
-              <w:rPr>
-                <w:rFonts w:ascii="Calibri" w:hAnsi="Calibri"/>
-                <w:sz w:val="20"/>
-              </w:rPr>
-              <w:t xml:space="default">23.9 ± 0.2 (7)</w:t>
-            </w:r>
-          </w:p>
-        </w:tc>
-        <w:tc>
-          <w:tcPr>
-            <w:tcBorders>
-              <w:top w:val="single" w:space="0" w:color="D3D3D3"/>
-              <w:bottom w:val="single" w:space="0" w:color="D3D3D3"/>
-              <w:start w:val="single" w:space="0" w:color="D3D3D3"/>
-              <w:end w:val="single" w:space="0" w:color="D3D3D3"/>
-            </w:tcBorders>
-          </w:tcPr>
-          <w:p>
-            <w:pPr>
-              <w:spacing w:before="0" w:after="60"/>
-              <w:keepNext/>
-              <w:jc w:val="start"/>
-            </w:pPr>
-            <w:r>
-              <w:rPr>
-                <w:rFonts w:ascii="Calibri" w:hAnsi="Calibri"/>
-                <w:sz w:val="20"/>
-              </w:rPr>
-              <w:t xml:space="default">34.72 ± 0.06 (7)</w:t>
-            </w:r>
-          </w:p>
-        </w:tc>
-        <w:tc>
-          <w:tcPr>
-            <w:tcBorders>
-              <w:top w:val="single" w:space="0" w:color="D3D3D3"/>
-              <w:bottom w:val="single" w:space="0" w:color="D3D3D3"/>
-              <w:start w:val="single" w:space="0" w:color="D3D3D3"/>
-              <w:end w:val="single" w:space="0" w:color="D3D3D3"/>
-            </w:tcBorders>
-          </w:tcPr>
-          <w:p>
-            <w:pPr>
-              <w:spacing w:before="0" w:after="60"/>
-              <w:keepNext/>
-              <w:jc w:val="start"/>
-            </w:pPr>
-            <w:r>
-              <w:rPr>
-                <w:rFonts w:ascii="Calibri" w:hAnsi="Calibri"/>
-                <w:sz w:val="20"/>
-              </w:rPr>
-              <w:t xml:space="default">7.82 ± 0.03 (7)</w:t>
-            </w:r>
-          </w:p>
-        </w:tc>
-        <w:tc>
-          <w:tcPr>
-            <w:tcBorders>
-              <w:top w:val="single" w:space="0" w:color="D3D3D3"/>
-              <w:bottom w:val="single" w:space="0" w:color="D3D3D3"/>
-              <w:start w:val="single" w:space="0" w:color="D3D3D3"/>
-              <w:end w:val="single" w:space="0" w:color="D3D3D3"/>
-            </w:tcBorders>
-          </w:tcPr>
-          <w:p>
-            <w:pPr>
-              <w:spacing w:before="0" w:after="60"/>
-              <w:keepNext/>
-              <w:jc w:val="start"/>
-            </w:pPr>
-            <w:r>
-              <w:rPr>
-                <w:rFonts w:ascii="Calibri" w:hAnsi="Calibri"/>
-                <w:sz w:val="20"/>
-              </w:rPr>
-              <w:t xml:space="default">2184.2 ± 4.9 (7)</w:t>
-            </w:r>
-          </w:p>
-        </w:tc>
-        <w:tc>
-          <w:tcPr>
-            <w:tcBorders>
-              <w:top w:val="single" w:space="0" w:color="D3D3D3"/>
-              <w:bottom w:val="single" w:space="0" w:color="D3D3D3"/>
-              <w:start w:val="single" w:space="0" w:color="D3D3D3"/>
-              <w:end w:val="single" w:space="0" w:color="D3D3D3"/>
-            </w:tcBorders>
-          </w:tcPr>
-          <w:p>
-            <w:pPr>
-              <w:spacing w:before="0" w:after="60"/>
-              <w:keepNext/>
-              <w:jc w:val="start"/>
-            </w:pPr>
-            <w:r>
-              <w:rPr>
-                <w:rFonts w:ascii="Calibri" w:hAnsi="Calibri"/>
-                <w:sz w:val="20"/>
-              </w:rPr>
-              <w:t xml:space="default">717 ± 57 (7)</w:t>
-            </w:r>
-          </w:p>
-        </w:tc>
-        <w:tc>
-          <w:tcPr>
-            <w:tcBorders>
-              <w:top w:val="single" w:space="0" w:color="D3D3D3"/>
-              <w:bottom w:val="single" w:space="0" w:color="D3D3D3"/>
-              <w:start w:val="single" w:space="0" w:color="D3D3D3"/>
-              <w:end w:val="single" w:space="0" w:color="D3D3D3"/>
-            </w:tcBorders>
-          </w:tcPr>
-          <w:p>
-            <w:pPr>
-              <w:spacing w:before="0" w:after="60"/>
-              <w:keepNext/>
-              <w:jc w:val="start"/>
-            </w:pPr>
-            <w:r>
-              <w:rPr>
-                <w:rFonts w:ascii="Calibri" w:hAnsi="Calibri"/>
-                <w:sz w:val="20"/>
-              </w:rPr>
-              <w:t xml:space="default">2.02 ± 0.11 (7)</w:t>
+              <w:t xml:space="default">24.0 ± 0.5</w:t>
+            </w:r>
+          </w:p>
+        </w:tc>
+        <w:tc>
+          <w:tcPr>
+            <w:tcBorders>
+              <w:top w:val="single" w:space="0" w:color="D3D3D3"/>
+              <w:bottom w:val="single" w:space="0" w:color="D3D3D3"/>
+              <w:start w:val="single" w:space="0" w:color="D3D3D3"/>
+              <w:end w:val="single" w:space="0" w:color="D3D3D3"/>
+            </w:tcBorders>
+          </w:tcPr>
+          <w:p>
+            <w:pPr>
+              <w:spacing w:before="0" w:after="60"/>
+              <w:keepNext/>
+              <w:jc w:val="start"/>
+            </w:pPr>
+            <w:r>
+              <w:rPr>
+                <w:rFonts w:ascii="Calibri" w:hAnsi="Calibri"/>
+                <w:sz w:val="20"/>
+              </w:rPr>
+              <w:t xml:space="default">34.74 ± 0.12</w:t>
+            </w:r>
+          </w:p>
+        </w:tc>
+        <w:tc>
+          <w:tcPr>
+            <w:tcBorders>
+              <w:top w:val="single" w:space="0" w:color="D3D3D3"/>
+              <w:bottom w:val="single" w:space="0" w:color="D3D3D3"/>
+              <w:start w:val="single" w:space="0" w:color="D3D3D3"/>
+              <w:end w:val="single" w:space="0" w:color="D3D3D3"/>
+            </w:tcBorders>
+          </w:tcPr>
+          <w:p>
+            <w:pPr>
+              <w:spacing w:before="0" w:after="60"/>
+              <w:keepNext/>
+              <w:jc w:val="start"/>
+            </w:pPr>
+            <w:r>
+              <w:rPr>
+                <w:rFonts w:ascii="Calibri" w:hAnsi="Calibri"/>
+                <w:sz w:val="20"/>
+              </w:rPr>
+              <w:t xml:space="default">7.82 ± 0.08</w:t>
+            </w:r>
+          </w:p>
+        </w:tc>
+        <w:tc>
+          <w:tcPr>
+            <w:tcBorders>
+              <w:top w:val="single" w:space="0" w:color="D3D3D3"/>
+              <w:bottom w:val="single" w:space="0" w:color="D3D3D3"/>
+              <w:start w:val="single" w:space="0" w:color="D3D3D3"/>
+              <w:end w:val="single" w:space="0" w:color="D3D3D3"/>
+            </w:tcBorders>
+          </w:tcPr>
+          <w:p>
+            <w:pPr>
+              <w:spacing w:before="0" w:after="60"/>
+              <w:keepNext/>
+              <w:jc w:val="start"/>
+            </w:pPr>
+            <w:r>
+              <w:rPr>
+                <w:rFonts w:ascii="Calibri" w:hAnsi="Calibri"/>
+                <w:sz w:val="20"/>
+              </w:rPr>
+              <w:t xml:space="default">2184.2 ± 12.9</w:t>
+            </w:r>
+          </w:p>
+        </w:tc>
+        <w:tc>
+          <w:tcPr>
+            <w:tcBorders>
+              <w:top w:val="single" w:space="0" w:color="D3D3D3"/>
+              <w:bottom w:val="single" w:space="0" w:color="D3D3D3"/>
+              <w:start w:val="single" w:space="0" w:color="D3D3D3"/>
+              <w:end w:val="single" w:space="0" w:color="D3D3D3"/>
+            </w:tcBorders>
+          </w:tcPr>
+          <w:p>
+            <w:pPr>
+              <w:spacing w:before="0" w:after="60"/>
+              <w:keepNext/>
+              <w:jc w:val="start"/>
+            </w:pPr>
+            <w:r>
+              <w:rPr>
+                <w:rFonts w:ascii="Calibri" w:hAnsi="Calibri"/>
+                <w:sz w:val="20"/>
+              </w:rPr>
+              <w:t xml:space="default">717 ± 151</w:t>
+            </w:r>
+          </w:p>
+        </w:tc>
+        <w:tc>
+          <w:tcPr>
+            <w:tcBorders>
+              <w:top w:val="single" w:space="0" w:color="D3D3D3"/>
+              <w:bottom w:val="single" w:space="0" w:color="D3D3D3"/>
+              <w:start w:val="single" w:space="0" w:color="D3D3D3"/>
+              <w:end w:val="single" w:space="0" w:color="D3D3D3"/>
+            </w:tcBorders>
+          </w:tcPr>
+          <w:p>
+            <w:pPr>
+              <w:spacing w:before="0" w:after="60"/>
+              <w:keepNext/>
+              <w:jc w:val="start"/>
+            </w:pPr>
+            <w:r>
+              <w:rPr>
+                <w:rFonts w:ascii="Calibri" w:hAnsi="Calibri"/>
+                <w:sz w:val="20"/>
+              </w:rPr>
+              <w:t xml:space="default">2.02 ± 0.30</w:t>
             </w:r>
           </w:p>
         </w:tc>
@@ -2652,6 +2512,30 @@
             <w:pPr>
               <w:spacing w:before="0" w:after="60"/>
               <w:keepNext/>
+              <w:jc w:val="start"/>
+            </w:pPr>
+            <w:r>
+              <w:rPr>
+                <w:rFonts w:ascii="Calibri" w:hAnsi="Calibri"/>
+                <w:sz w:val="20"/>
+              </w:rPr>
+              <w:t xml:space="default">OA</w:t>
+            </w:r>
+          </w:p>
+        </w:tc>
+        <w:tc>
+          <w:tcPr>
+            <w:tcBorders>
+              <w:top w:val="single" w:space="0" w:color="D3D3D3"/>
+              <w:bottom w:val="single" w:space="0" w:color="D3D3D3"/>
+              <w:start w:val="single" w:space="0" w:color="D3D3D3"/>
+              <w:end w:val="single" w:space="0" w:color="D3D3D3"/>
+            </w:tcBorders>
+          </w:tcPr>
+          <w:p>
+            <w:pPr>
+              <w:spacing w:before="0" w:after="60"/>
+              <w:keepNext/>
               <w:jc w:val="end"/>
             </w:pPr>
             <w:r>
@@ -2683,151 +2567,127 @@
                 <w:rFonts w:ascii="Calibri" w:hAnsi="Calibri"/>
                 <w:sz w:val="20"/>
               </w:rPr>
-              <w:t xml:space="default">OA</w:t>
-            </w:r>
-          </w:p>
-        </w:tc>
-        <w:tc>
-          <w:tcPr>
-            <w:tcBorders>
-              <w:top w:val="single" w:space="0" w:color="D3D3D3"/>
-              <w:bottom w:val="single" w:space="0" w:color="D3D3D3"/>
-              <w:start w:val="single" w:space="0" w:color="D3D3D3"/>
-              <w:end w:val="single" w:space="0" w:color="D3D3D3"/>
-            </w:tcBorders>
-          </w:tcPr>
-          <w:p>
-            <w:pPr>
-              <w:spacing w:before="0" w:after="60"/>
-              <w:keepNext/>
-              <w:jc w:val="start"/>
-            </w:pPr>
-            <w:r>
-              <w:rPr>
-                <w:rFonts w:ascii="Calibri" w:hAnsi="Calibri"/>
-                <w:sz w:val="20"/>
-              </w:rPr>
-              <w:t xml:space="default">23.9 ± 0.2 (7)</w:t>
-            </w:r>
-          </w:p>
-        </w:tc>
-        <w:tc>
-          <w:tcPr>
-            <w:tcBorders>
-              <w:top w:val="single" w:space="0" w:color="D3D3D3"/>
-              <w:bottom w:val="single" w:space="0" w:color="D3D3D3"/>
-              <w:start w:val="single" w:space="0" w:color="D3D3D3"/>
-              <w:end w:val="single" w:space="0" w:color="D3D3D3"/>
-            </w:tcBorders>
-          </w:tcPr>
-          <w:p>
-            <w:pPr>
-              <w:spacing w:before="0" w:after="60"/>
-              <w:keepNext/>
-              <w:jc w:val="start"/>
-            </w:pPr>
-            <w:r>
-              <w:rPr>
-                <w:rFonts w:ascii="Calibri" w:hAnsi="Calibri"/>
-                <w:sz w:val="20"/>
-              </w:rPr>
-              <w:t xml:space="default">34.72 ± 0.06 (7)</w:t>
-            </w:r>
-          </w:p>
-        </w:tc>
-        <w:tc>
-          <w:tcPr>
-            <w:tcBorders>
-              <w:top w:val="single" w:space="0" w:color="D3D3D3"/>
-              <w:bottom w:val="single" w:space="0" w:color="D3D3D3"/>
-              <w:start w:val="single" w:space="0" w:color="D3D3D3"/>
-              <w:end w:val="single" w:space="0" w:color="D3D3D3"/>
-            </w:tcBorders>
-          </w:tcPr>
-          <w:p>
-            <w:pPr>
-              <w:spacing w:before="0" w:after="60"/>
-              <w:keepNext/>
-              <w:jc w:val="start"/>
-            </w:pPr>
-            <w:r>
-              <w:rPr>
-                <w:rFonts w:ascii="Calibri" w:hAnsi="Calibri"/>
-                <w:sz w:val="20"/>
-              </w:rPr>
-              <w:t xml:space="default">7.82 ± 0.02 (7)</w:t>
-            </w:r>
-          </w:p>
-        </w:tc>
-        <w:tc>
-          <w:tcPr>
-            <w:tcBorders>
-              <w:top w:val="single" w:space="0" w:color="D3D3D3"/>
-              <w:bottom w:val="single" w:space="0" w:color="D3D3D3"/>
-              <w:start w:val="single" w:space="0" w:color="D3D3D3"/>
-              <w:end w:val="single" w:space="0" w:color="D3D3D3"/>
-            </w:tcBorders>
-          </w:tcPr>
-          <w:p>
-            <w:pPr>
-              <w:spacing w:before="0" w:after="60"/>
-              <w:keepNext/>
-              <w:jc w:val="start"/>
-            </w:pPr>
-            <w:r>
-              <w:rPr>
-                <w:rFonts w:ascii="Calibri" w:hAnsi="Calibri"/>
-                <w:sz w:val="20"/>
-              </w:rPr>
-              <w:t xml:space="default">2176.5 ± 4.4 (7)</w:t>
-            </w:r>
-          </w:p>
-        </w:tc>
-        <w:tc>
-          <w:tcPr>
-            <w:tcBorders>
-              <w:top w:val="single" w:space="0" w:color="D3D3D3"/>
-              <w:bottom w:val="single" w:space="0" w:color="D3D3D3"/>
-              <w:start w:val="single" w:space="0" w:color="D3D3D3"/>
-              <w:end w:val="single" w:space="0" w:color="D3D3D3"/>
-            </w:tcBorders>
-          </w:tcPr>
-          <w:p>
-            <w:pPr>
-              <w:spacing w:before="0" w:after="60"/>
-              <w:keepNext/>
-              <w:jc w:val="start"/>
-            </w:pPr>
-            <w:r>
-              <w:rPr>
-                <w:rFonts w:ascii="Calibri" w:hAnsi="Calibri"/>
-                <w:sz w:val="20"/>
-              </w:rPr>
-              <w:t xml:space="default">706 ± 41 (7)</w:t>
-            </w:r>
-          </w:p>
-        </w:tc>
-        <w:tc>
-          <w:tcPr>
-            <w:tcBorders>
-              <w:top w:val="single" w:space="0" w:color="D3D3D3"/>
-              <w:bottom w:val="single" w:space="0" w:color="D3D3D3"/>
-              <w:start w:val="single" w:space="0" w:color="D3D3D3"/>
-              <w:end w:val="single" w:space="0" w:color="D3D3D3"/>
-            </w:tcBorders>
-          </w:tcPr>
-          <w:p>
-            <w:pPr>
-              <w:spacing w:before="0" w:after="60"/>
-              <w:keepNext/>
-              <w:jc w:val="start"/>
-            </w:pPr>
-            <w:r>
-              <w:rPr>
-                <w:rFonts w:ascii="Calibri" w:hAnsi="Calibri"/>
-                <w:sz w:val="20"/>
-              </w:rPr>
-              <w:t xml:space="default">2.01 ± 0.08 (7)</w:t>
+              <w:t xml:space="default">24.0 ± 0.5</w:t>
+            </w:r>
+          </w:p>
+        </w:tc>
+        <w:tc>
+          <w:tcPr>
+            <w:tcBorders>
+              <w:top w:val="single" w:space="0" w:color="D3D3D3"/>
+              <w:bottom w:val="single" w:space="0" w:color="D3D3D3"/>
+              <w:start w:val="single" w:space="0" w:color="D3D3D3"/>
+              <w:end w:val="single" w:space="0" w:color="D3D3D3"/>
+            </w:tcBorders>
+          </w:tcPr>
+          <w:p>
+            <w:pPr>
+              <w:spacing w:before="0" w:after="60"/>
+              <w:keepNext/>
+              <w:jc w:val="start"/>
+            </w:pPr>
+            <w:r>
+              <w:rPr>
+                <w:rFonts w:ascii="Calibri" w:hAnsi="Calibri"/>
+                <w:sz w:val="20"/>
+              </w:rPr>
+              <w:t xml:space="default">34.74 ± 0.12</w:t>
+            </w:r>
+          </w:p>
+        </w:tc>
+        <w:tc>
+          <w:tcPr>
+            <w:tcBorders>
+              <w:top w:val="single" w:space="0" w:color="D3D3D3"/>
+              <w:bottom w:val="single" w:space="0" w:color="D3D3D3"/>
+              <w:start w:val="single" w:space="0" w:color="D3D3D3"/>
+              <w:end w:val="single" w:space="0" w:color="D3D3D3"/>
+            </w:tcBorders>
+          </w:tcPr>
+          <w:p>
+            <w:pPr>
+              <w:spacing w:before="0" w:after="60"/>
+              <w:keepNext/>
+              <w:jc w:val="start"/>
+            </w:pPr>
+            <w:r>
+              <w:rPr>
+                <w:rFonts w:ascii="Calibri" w:hAnsi="Calibri"/>
+                <w:sz w:val="20"/>
+              </w:rPr>
+              <w:t xml:space="default">7.82 ± 0.06</w:t>
+            </w:r>
+          </w:p>
+        </w:tc>
+        <w:tc>
+          <w:tcPr>
+            <w:tcBorders>
+              <w:top w:val="single" w:space="0" w:color="D3D3D3"/>
+              <w:bottom w:val="single" w:space="0" w:color="D3D3D3"/>
+              <w:start w:val="single" w:space="0" w:color="D3D3D3"/>
+              <w:end w:val="single" w:space="0" w:color="D3D3D3"/>
+            </w:tcBorders>
+          </w:tcPr>
+          <w:p>
+            <w:pPr>
+              <w:spacing w:before="0" w:after="60"/>
+              <w:keepNext/>
+              <w:jc w:val="start"/>
+            </w:pPr>
+            <w:r>
+              <w:rPr>
+                <w:rFonts w:ascii="Calibri" w:hAnsi="Calibri"/>
+                <w:sz w:val="20"/>
+              </w:rPr>
+              <w:t xml:space="default">2176.5 ± 11.6</w:t>
+            </w:r>
+          </w:p>
+        </w:tc>
+        <w:tc>
+          <w:tcPr>
+            <w:tcBorders>
+              <w:top w:val="single" w:space="0" w:color="D3D3D3"/>
+              <w:bottom w:val="single" w:space="0" w:color="D3D3D3"/>
+              <w:start w:val="single" w:space="0" w:color="D3D3D3"/>
+              <w:end w:val="single" w:space="0" w:color="D3D3D3"/>
+            </w:tcBorders>
+          </w:tcPr>
+          <w:p>
+            <w:pPr>
+              <w:spacing w:before="0" w:after="60"/>
+              <w:keepNext/>
+              <w:jc w:val="start"/>
+            </w:pPr>
+            <w:r>
+              <w:rPr>
+                <w:rFonts w:ascii="Calibri" w:hAnsi="Calibri"/>
+                <w:sz w:val="20"/>
+              </w:rPr>
+              <w:t xml:space="default">706 ± 109</w:t>
+            </w:r>
+          </w:p>
+        </w:tc>
+        <w:tc>
+          <w:tcPr>
+            <w:tcBorders>
+              <w:top w:val="single" w:space="0" w:color="D3D3D3"/>
+              <w:bottom w:val="single" w:space="0" w:color="D3D3D3"/>
+              <w:start w:val="single" w:space="0" w:color="D3D3D3"/>
+              <w:end w:val="single" w:space="0" w:color="D3D3D3"/>
+            </w:tcBorders>
+          </w:tcPr>
+          <w:p>
+            <w:pPr>
+              <w:spacing w:before="0" w:after="60"/>
+              <w:keepNext/>
+              <w:jc w:val="start"/>
+            </w:pPr>
+            <w:r>
+              <w:rPr>
+                <w:rFonts w:ascii="Calibri" w:hAnsi="Calibri"/>
+                <w:sz w:val="20"/>
+              </w:rPr>
+              <w:t xml:space="default">2.01 ± 0.22</w:t>
             </w:r>
           </w:p>
         </w:tc>
@@ -2873,6 +2733,30 @@
             <w:pPr>
               <w:spacing w:before="0" w:after="60"/>
               <w:keepNext/>
+              <w:jc w:val="start"/>
+            </w:pPr>
+            <w:r>
+              <w:rPr>
+                <w:rFonts w:ascii="Calibri" w:hAnsi="Calibri"/>
+                <w:sz w:val="20"/>
+              </w:rPr>
+              <w:t xml:space="default">OA</w:t>
+            </w:r>
+          </w:p>
+        </w:tc>
+        <w:tc>
+          <w:tcPr>
+            <w:tcBorders>
+              <w:top w:val="single" w:space="0" w:color="D3D3D3"/>
+              <w:bottom w:val="single" w:space="0" w:color="D3D3D3"/>
+              <w:start w:val="single" w:space="0" w:color="D3D3D3"/>
+              <w:end w:val="single" w:space="0" w:color="D3D3D3"/>
+            </w:tcBorders>
+          </w:tcPr>
+          <w:p>
+            <w:pPr>
+              <w:spacing w:before="0" w:after="60"/>
+              <w:keepNext/>
               <w:jc w:val="end"/>
             </w:pPr>
             <w:r>
@@ -2904,151 +2788,127 @@
                 <w:rFonts w:ascii="Calibri" w:hAnsi="Calibri"/>
                 <w:sz w:val="20"/>
               </w:rPr>
-              <w:t xml:space="default">OA</w:t>
-            </w:r>
-          </w:p>
-        </w:tc>
-        <w:tc>
-          <w:tcPr>
-            <w:tcBorders>
-              <w:top w:val="single" w:space="0" w:color="D3D3D3"/>
-              <w:bottom w:val="single" w:space="0" w:color="D3D3D3"/>
-              <w:start w:val="single" w:space="0" w:color="D3D3D3"/>
-              <w:end w:val="single" w:space="0" w:color="D3D3D3"/>
-            </w:tcBorders>
-          </w:tcPr>
-          <w:p>
-            <w:pPr>
-              <w:spacing w:before="0" w:after="60"/>
-              <w:keepNext/>
-              <w:jc w:val="start"/>
-            </w:pPr>
-            <w:r>
-              <w:rPr>
-                <w:rFonts w:ascii="Calibri" w:hAnsi="Calibri"/>
-                <w:sz w:val="20"/>
-              </w:rPr>
-              <w:t xml:space="default">23.8 ± 0.2 (7)</w:t>
-            </w:r>
-          </w:p>
-        </w:tc>
-        <w:tc>
-          <w:tcPr>
-            <w:tcBorders>
-              <w:top w:val="single" w:space="0" w:color="D3D3D3"/>
-              <w:bottom w:val="single" w:space="0" w:color="D3D3D3"/>
-              <w:start w:val="single" w:space="0" w:color="D3D3D3"/>
-              <w:end w:val="single" w:space="0" w:color="D3D3D3"/>
-            </w:tcBorders>
-          </w:tcPr>
-          <w:p>
-            <w:pPr>
-              <w:spacing w:before="0" w:after="60"/>
-              <w:keepNext/>
-              <w:jc w:val="start"/>
-            </w:pPr>
-            <w:r>
-              <w:rPr>
-                <w:rFonts w:ascii="Calibri" w:hAnsi="Calibri"/>
-                <w:sz w:val="20"/>
-              </w:rPr>
-              <w:t xml:space="default">34.72 ± 0.06 (7)</w:t>
-            </w:r>
-          </w:p>
-        </w:tc>
-        <w:tc>
-          <w:tcPr>
-            <w:tcBorders>
-              <w:top w:val="single" w:space="0" w:color="D3D3D3"/>
-              <w:bottom w:val="single" w:space="0" w:color="D3D3D3"/>
-              <w:start w:val="single" w:space="0" w:color="D3D3D3"/>
-              <w:end w:val="single" w:space="0" w:color="D3D3D3"/>
-            </w:tcBorders>
-          </w:tcPr>
-          <w:p>
-            <w:pPr>
-              <w:spacing w:before="0" w:after="60"/>
-              <w:keepNext/>
-              <w:jc w:val="start"/>
-            </w:pPr>
-            <w:r>
-              <w:rPr>
-                <w:rFonts w:ascii="Calibri" w:hAnsi="Calibri"/>
-                <w:sz w:val="20"/>
-              </w:rPr>
-              <w:t xml:space="default">7.85 ± 0.02 (7)</w:t>
-            </w:r>
-          </w:p>
-        </w:tc>
-        <w:tc>
-          <w:tcPr>
-            <w:tcBorders>
-              <w:top w:val="single" w:space="0" w:color="D3D3D3"/>
-              <w:bottom w:val="single" w:space="0" w:color="D3D3D3"/>
-              <w:start w:val="single" w:space="0" w:color="D3D3D3"/>
-              <w:end w:val="single" w:space="0" w:color="D3D3D3"/>
-            </w:tcBorders>
-          </w:tcPr>
-          <w:p>
-            <w:pPr>
-              <w:spacing w:before="0" w:after="60"/>
-              <w:keepNext/>
-              <w:jc w:val="start"/>
-            </w:pPr>
-            <w:r>
-              <w:rPr>
-                <w:rFonts w:ascii="Calibri" w:hAnsi="Calibri"/>
-                <w:sz w:val="20"/>
-              </w:rPr>
-              <w:t xml:space="default">2186.4 ± 3.6 (7)</w:t>
-            </w:r>
-          </w:p>
-        </w:tc>
-        <w:tc>
-          <w:tcPr>
-            <w:tcBorders>
-              <w:top w:val="single" w:space="0" w:color="D3D3D3"/>
-              <w:bottom w:val="single" w:space="0" w:color="D3D3D3"/>
-              <w:start w:val="single" w:space="0" w:color="D3D3D3"/>
-              <w:end w:val="single" w:space="0" w:color="D3D3D3"/>
-            </w:tcBorders>
-          </w:tcPr>
-          <w:p>
-            <w:pPr>
-              <w:spacing w:before="0" w:after="60"/>
-              <w:keepNext/>
-              <w:jc w:val="start"/>
-            </w:pPr>
-            <w:r>
-              <w:rPr>
-                <w:rFonts w:ascii="Calibri" w:hAnsi="Calibri"/>
-                <w:sz w:val="20"/>
-              </w:rPr>
-              <w:t xml:space="default">650 ± 37 (7)</w:t>
-            </w:r>
-          </w:p>
-        </w:tc>
-        <w:tc>
-          <w:tcPr>
-            <w:tcBorders>
-              <w:top w:val="single" w:space="0" w:color="D3D3D3"/>
-              <w:bottom w:val="single" w:space="0" w:color="D3D3D3"/>
-              <w:start w:val="single" w:space="0" w:color="D3D3D3"/>
-              <w:end w:val="single" w:space="0" w:color="D3D3D3"/>
-            </w:tcBorders>
-          </w:tcPr>
-          <w:p>
-            <w:pPr>
-              <w:spacing w:before="0" w:after="60"/>
-              <w:keepNext/>
-              <w:jc w:val="start"/>
-            </w:pPr>
-            <w:r>
-              <w:rPr>
-                <w:rFonts w:ascii="Calibri" w:hAnsi="Calibri"/>
-                <w:sz w:val="20"/>
-              </w:rPr>
-              <w:t xml:space="default">2.15 ± 0.09 (7)</w:t>
+              <w:t xml:space="default">23.9 ± 0.5</w:t>
+            </w:r>
+          </w:p>
+        </w:tc>
+        <w:tc>
+          <w:tcPr>
+            <w:tcBorders>
+              <w:top w:val="single" w:space="0" w:color="D3D3D3"/>
+              <w:bottom w:val="single" w:space="0" w:color="D3D3D3"/>
+              <w:start w:val="single" w:space="0" w:color="D3D3D3"/>
+              <w:end w:val="single" w:space="0" w:color="D3D3D3"/>
+            </w:tcBorders>
+          </w:tcPr>
+          <w:p>
+            <w:pPr>
+              <w:spacing w:before="0" w:after="60"/>
+              <w:keepNext/>
+              <w:jc w:val="start"/>
+            </w:pPr>
+            <w:r>
+              <w:rPr>
+                <w:rFonts w:ascii="Calibri" w:hAnsi="Calibri"/>
+                <w:sz w:val="20"/>
+              </w:rPr>
+              <w:t xml:space="default">34.75 ± 0.12</w:t>
+            </w:r>
+          </w:p>
+        </w:tc>
+        <w:tc>
+          <w:tcPr>
+            <w:tcBorders>
+              <w:top w:val="single" w:space="0" w:color="D3D3D3"/>
+              <w:bottom w:val="single" w:space="0" w:color="D3D3D3"/>
+              <w:start w:val="single" w:space="0" w:color="D3D3D3"/>
+              <w:end w:val="single" w:space="0" w:color="D3D3D3"/>
+            </w:tcBorders>
+          </w:tcPr>
+          <w:p>
+            <w:pPr>
+              <w:spacing w:before="0" w:after="60"/>
+              <w:keepNext/>
+              <w:jc w:val="start"/>
+            </w:pPr>
+            <w:r>
+              <w:rPr>
+                <w:rFonts w:ascii="Calibri" w:hAnsi="Calibri"/>
+                <w:sz w:val="20"/>
+              </w:rPr>
+              <w:t xml:space="default">7.86 ± 0.07</w:t>
+            </w:r>
+          </w:p>
+        </w:tc>
+        <w:tc>
+          <w:tcPr>
+            <w:tcBorders>
+              <w:top w:val="single" w:space="0" w:color="D3D3D3"/>
+              <w:bottom w:val="single" w:space="0" w:color="D3D3D3"/>
+              <w:start w:val="single" w:space="0" w:color="D3D3D3"/>
+              <w:end w:val="single" w:space="0" w:color="D3D3D3"/>
+            </w:tcBorders>
+          </w:tcPr>
+          <w:p>
+            <w:pPr>
+              <w:spacing w:before="0" w:after="60"/>
+              <w:keepNext/>
+              <w:jc w:val="start"/>
+            </w:pPr>
+            <w:r>
+              <w:rPr>
+                <w:rFonts w:ascii="Calibri" w:hAnsi="Calibri"/>
+                <w:sz w:val="20"/>
+              </w:rPr>
+              <w:t xml:space="default">2186.4 ± 9.5</w:t>
+            </w:r>
+          </w:p>
+        </w:tc>
+        <w:tc>
+          <w:tcPr>
+            <w:tcBorders>
+              <w:top w:val="single" w:space="0" w:color="D3D3D3"/>
+              <w:bottom w:val="single" w:space="0" w:color="D3D3D3"/>
+              <w:start w:val="single" w:space="0" w:color="D3D3D3"/>
+              <w:end w:val="single" w:space="0" w:color="D3D3D3"/>
+            </w:tcBorders>
+          </w:tcPr>
+          <w:p>
+            <w:pPr>
+              <w:spacing w:before="0" w:after="60"/>
+              <w:keepNext/>
+              <w:jc w:val="start"/>
+            </w:pPr>
+            <w:r>
+              <w:rPr>
+                <w:rFonts w:ascii="Calibri" w:hAnsi="Calibri"/>
+                <w:sz w:val="20"/>
+              </w:rPr>
+              <w:t xml:space="default">650 ± 98</w:t>
+            </w:r>
+          </w:p>
+        </w:tc>
+        <w:tc>
+          <w:tcPr>
+            <w:tcBorders>
+              <w:top w:val="single" w:space="0" w:color="D3D3D3"/>
+              <w:bottom w:val="single" w:space="0" w:color="D3D3D3"/>
+              <w:start w:val="single" w:space="0" w:color="D3D3D3"/>
+              <w:end w:val="single" w:space="0" w:color="D3D3D3"/>
+            </w:tcBorders>
+          </w:tcPr>
+          <w:p>
+            <w:pPr>
+              <w:spacing w:before="0" w:after="60"/>
+              <w:keepNext/>
+              <w:jc w:val="start"/>
+            </w:pPr>
+            <w:r>
+              <w:rPr>
+                <w:rFonts w:ascii="Calibri" w:hAnsi="Calibri"/>
+                <w:sz w:val="20"/>
+              </w:rPr>
+              <w:t xml:space="default">2.15 ± 0.23</w:t>
             </w:r>
           </w:p>
         </w:tc>
@@ -3080,7 +2940,7 @@
                 <w:rFonts w:ascii="Calibri" w:hAnsi="Calibri"/>
                 <w:sz w:val="20"/>
               </w:rPr>
-              <w:t xml:space="default">Carbonate chemistry calculated using seacarb (flag=8: pH and TA). OA = Ocean Acidification treatment.</w:t>
+              <w:t xml:space="default">Carbonate chemistry calculated using seacarb (flag=8: pH and TA). OA = Ocean Acidification treatment. Summer n: Temp=108, Sal=108, pH(T)=84, AT/pCO2/Ωarag=24. Winter n: Temp=84, Sal=84, pH(T)=84, AT/pCO2/Ωarag=42.</w:t>
             </w:r>
           </w:p>
         </w:tc>
